--- a/src/assets/resume/KurtRussel-Baybay-Resume.docx
+++ b/src/assets/resume/KurtRussel-Baybay-Resume.docx
@@ -1,38 +1,49 @@
 
 <file path=word/document.xml><?xml version="1.0" encoding="utf-8"?>
-<w:document xmlns:wpc="http://schemas.microsoft.com/office/word/2010/wordprocessingCanvas" xmlns:mc="http://schemas.openxmlformats.org/markup-compatibility/2006" xmlns:o="urn:schemas-microsoft-com:office:office" xmlns:r="http://schemas.openxmlformats.org/officeDocument/2006/relationships" xmlns:m="http://schemas.openxmlformats.org/officeDocument/2006/math" xmlns:v="urn:schemas-microsoft-com:vml" xmlns:wp14="http://schemas.microsoft.com/office/word/2010/wordprocessingDrawing" xmlns:wp="http://schemas.openxmlformats.org/drawingml/2006/wordprocessingDrawing" xmlns:w10="urn:schemas-microsoft-com:office:word" xmlns:w="http://schemas.openxmlformats.org/wordprocessingml/2006/main" xmlns:w14="http://schemas.microsoft.com/office/word/2010/wordml" xmlns:w15="http://schemas.microsoft.com/office/word/2012/wordml" xmlns:wpg="http://schemas.microsoft.com/office/word/2010/wordprocessingGroup" xmlns:wpi="http://schemas.microsoft.com/office/word/2010/wordprocessingInk" xmlns:wne="http://schemas.microsoft.com/office/word/2006/wordml" xmlns:wps="http://schemas.microsoft.com/office/word/2010/wordprocessingShape" xmlns:cx="http://schemas.microsoft.com/office/drawing/2014/chartex" xmlns:cx1="http://schemas.microsoft.com/office/drawing/2015/9/8/chartex" xmlns:cx2="http://schemas.microsoft.com/office/drawing/2015/10/21/chartex" xmlns:cx3="http://schemas.microsoft.com/office/drawing/2016/5/9/chartex" xmlns:cx4="http://schemas.microsoft.com/office/drawing/2016/5/10/chartex" xmlns:cx5="http://schemas.microsoft.com/office/drawing/2016/5/11/chartex" xmlns:cx6="http://schemas.microsoft.com/office/drawing/2016/5/12/chartex" xmlns:cx7="http://schemas.microsoft.com/office/drawing/2016/5/13/chartex" xmlns:cx8="http://schemas.microsoft.com/office/drawing/2016/5/14/chartex" xmlns:aink="http://schemas.microsoft.com/office/drawing/2016/ink" xmlns:am3d="http://schemas.microsoft.com/office/drawing/2017/model3d" xmlns:w16cex="http://schemas.microsoft.com/office/word/2018/wordml/cex" xmlns:w16cid="http://schemas.microsoft.com/office/word/2016/wordml/cid" xmlns:w16="http://schemas.microsoft.com/office/word/2018/wordml" xmlns:w16sdtdh="http://schemas.microsoft.com/office/word/2020/wordml/sdtdatahash" xmlns:w16se="http://schemas.microsoft.com/office/word/2015/wordml/symex" mc:Ignorable="w14 w15 wp14">
+<w:document xmlns:wpc="http://schemas.microsoft.com/office/word/2010/wordprocessingCanvas" xmlns:cx="http://schemas.microsoft.com/office/drawing/2014/chartex" xmlns:cx1="http://schemas.microsoft.com/office/drawing/2015/9/8/chartex" xmlns:cx2="http://schemas.microsoft.com/office/drawing/2015/10/21/chartex" xmlns:cx3="http://schemas.microsoft.com/office/drawing/2016/5/9/chartex" xmlns:cx4="http://schemas.microsoft.com/office/drawing/2016/5/10/chartex" xmlns:cx5="http://schemas.microsoft.com/office/drawing/2016/5/11/chartex" xmlns:cx6="http://schemas.microsoft.com/office/drawing/2016/5/12/chartex" xmlns:cx7="http://schemas.microsoft.com/office/drawing/2016/5/13/chartex" xmlns:cx8="http://schemas.microsoft.com/office/drawing/2016/5/14/chartex" xmlns:mc="http://schemas.openxmlformats.org/markup-compatibility/2006" xmlns:aink="http://schemas.microsoft.com/office/drawing/2016/ink" xmlns:am3d="http://schemas.microsoft.com/office/drawing/2017/model3d" xmlns:o="urn:schemas-microsoft-com:office:office" xmlns:oel="http://schemas.microsoft.com/office/2019/extlst" xmlns:r="http://schemas.openxmlformats.org/officeDocument/2006/relationships" xmlns:m="http://schemas.openxmlformats.org/officeDocument/2006/math" xmlns:v="urn:schemas-microsoft-com:vml" xmlns:wp14="http://schemas.microsoft.com/office/word/2010/wordprocessingDrawing" xmlns:wp="http://schemas.openxmlformats.org/drawingml/2006/wordprocessingDrawing" xmlns:w10="urn:schemas-microsoft-com:office:word" xmlns:w="http://schemas.openxmlformats.org/wordprocessingml/2006/main" xmlns:w14="http://schemas.microsoft.com/office/word/2010/wordml" xmlns:w15="http://schemas.microsoft.com/office/word/2012/wordml" xmlns:w16cex="http://schemas.microsoft.com/office/word/2018/wordml/cex" xmlns:w16cid="http://schemas.microsoft.com/office/word/2016/wordml/cid" xmlns:w16="http://schemas.microsoft.com/office/word/2018/wordml" xmlns:w16du="http://schemas.microsoft.com/office/word/2023/wordml/word16du" xmlns:w16sdtdh="http://schemas.microsoft.com/office/word/2020/wordml/sdtdatahash" xmlns:w16sdtfl="http://schemas.microsoft.com/office/word/2024/wordml/sdtformatlock" xmlns:w16se="http://schemas.microsoft.com/office/word/2015/wordml/symex" xmlns:wpg="http://schemas.microsoft.com/office/word/2010/wordprocessingGroup" xmlns:wpi="http://schemas.microsoft.com/office/word/2010/wordprocessingInk" xmlns:wne="http://schemas.microsoft.com/office/word/2006/wordml" xmlns:wps="http://schemas.microsoft.com/office/word/2010/wordprocessingShape" mc:Ignorable="w14 w15 w16se w16cid w16 w16cex w16sdtdh w16sdtfl w16du wp14">
   <w:body>
     <w:tbl>
       <w:tblPr>
-        <w:tblW w:type="dxa" w:w="10206"/>
+        <w:tblW w:w="10206" w:type="dxa"/>
         <w:tblBorders>
-          <w:top w:val="none" w:color="FFFFFF" w:sz="0"/>
-          <w:left w:val="none" w:color="FFFFFF" w:sz="0"/>
-          <w:bottom w:val="none" w:color="FFFFFF" w:sz="0"/>
-          <w:right w:val="none" w:color="FFFFFF" w:sz="0"/>
-          <w:insideH w:val="none" w:color="FFFFFF" w:sz="0"/>
-          <w:insideV w:val="none" w:color="FFFFFF" w:sz="0"/>
+          <w:top w:val="none" w:sz="0" w:space="0" w:color="FFFFFF"/>
+          <w:left w:val="none" w:sz="0" w:space="0" w:color="FFFFFF"/>
+          <w:bottom w:val="none" w:sz="0" w:space="0" w:color="FFFFFF"/>
+          <w:right w:val="none" w:sz="0" w:space="0" w:color="FFFFFF"/>
+          <w:insideH w:val="none" w:sz="0" w:space="0" w:color="FFFFFF"/>
+          <w:insideV w:val="none" w:sz="0" w:space="0" w:color="FFFFFF"/>
         </w:tblBorders>
+        <w:tblCellMar>
+          <w:left w:w="10" w:type="dxa"/>
+          <w:right w:w="10" w:type="dxa"/>
+        </w:tblCellMar>
+        <w:tblLook w:val="04A0" w:firstRow="1" w:lastRow="0" w:firstColumn="1" w:lastColumn="0" w:noHBand="0" w:noVBand="1"/>
       </w:tblPr>
       <w:tblGrid>
         <w:gridCol w:w="8706"/>
         <w:gridCol w:w="1500"/>
       </w:tblGrid>
       <w:tr>
+        <w:tblPrEx>
+          <w:tblCellMar>
+            <w:top w:w="0" w:type="dxa"/>
+            <w:bottom w:w="0" w:type="dxa"/>
+          </w:tblCellMar>
+        </w:tblPrEx>
         <w:tc>
           <w:tcPr>
-            <w:tcW w:type="dxa" w:w="8706"/>
+            <w:tcW w:w="8706" w:type="dxa"/>
             <w:tcBorders>
-              <w:top w:val="none" w:color="FFFFFF" w:sz="0"/>
-              <w:left w:val="none" w:color="FFFFFF" w:sz="0"/>
-              <w:bottom w:val="none" w:color="FFFFFF" w:sz="0"/>
-              <w:right w:val="none" w:color="FFFFFF" w:sz="0"/>
+              <w:top w:val="none" w:sz="0" w:space="0" w:color="FFFFFF"/>
+              <w:left w:val="none" w:sz="0" w:space="0" w:color="FFFFFF"/>
+              <w:bottom w:val="none" w:sz="0" w:space="0" w:color="FFFFFF"/>
+              <w:right w:val="none" w:sz="0" w:space="0" w:color="FFFFFF"/>
             </w:tcBorders>
             <w:tcMar>
-              <w:top w:type="dxa" w:w="0"/>
-              <w:left w:type="dxa" w:w="0"/>
-              <w:bottom w:type="dxa" w:w="0"/>
-              <w:right w:type="dxa" w:w="0"/>
+              <w:top w:w="0" w:type="dxa"/>
+              <w:left w:w="0" w:type="dxa"/>
+              <w:bottom w:w="0" w:type="dxa"/>
+              <w:right w:w="0" w:type="dxa"/>
             </w:tcMar>
           </w:tcPr>
           <w:p>
@@ -41,12 +52,12 @@
             </w:pPr>
             <w:r>
               <w:rPr>
-                <w:rFonts w:ascii="Georgia" w:cs="Georgia" w:eastAsia="Georgia" w:hAnsi="Georgia"/>
+                <w:rFonts w:ascii="Georgia" w:eastAsia="Georgia" w:hAnsi="Georgia" w:cs="Georgia"/>
                 <w:color w:val="111827"/>
                 <w:sz w:val="56"/>
                 <w:szCs w:val="56"/>
               </w:rPr>
-              <w:t xml:space="preserve">Kurt Russel Hije Baybay</w:t>
+              <w:t>Kurt Russel H. Baybay</w:t>
             </w:r>
           </w:p>
           <w:p>
@@ -55,14 +66,13 @@
             </w:pPr>
             <w:r>
               <w:rPr>
-                <w:rFonts w:ascii="Calibri" w:cs="Calibri" w:eastAsia="Calibri" w:hAnsi="Calibri"/>
                 <w:b/>
                 <w:bCs/>
                 <w:color w:val="002168"/>
                 <w:sz w:val="21"/>
                 <w:szCs w:val="21"/>
               </w:rPr>
-              <w:t xml:space="preserve">Web Developer &amp; Software Engineer</w:t>
+              <w:t>Web Developer &amp; Software Engineer</w:t>
             </w:r>
           </w:p>
           <w:p>
@@ -74,31 +84,26 @@
             </w:pPr>
             <w:r>
               <w:rPr>
-                <w:rFonts w:ascii="Calibri" w:cs="Calibri" w:eastAsia="Calibri" w:hAnsi="Calibri"/>
                 <w:color w:val="4B5563"/>
                 <w:sz w:val="17"/>
                 <w:szCs w:val="17"/>
               </w:rPr>
-              <w:t xml:space="preserve">Marikina City, Philippines</w:t>
+              <w:t>Marikina City, Philippines</w:t>
             </w:r>
             <w:r>
               <w:rPr>
-                <w:rFonts w:ascii="Calibri" w:cs="Calibri" w:eastAsia="Calibri" w:hAnsi="Calibri"/>
                 <w:color w:val="111827"/>
-                <w:sz w:val="18"/>
-                <w:szCs w:val="18"/>
               </w:rPr>
-              <w:t xml:space="preserve">	</w:t>
+              <w:tab/>
             </w:r>
-            <w:hyperlink w:history="1" r:id="rIdj5yv19bhfu1ntclc5y9oc">
+            <w:hyperlink r:id="rId5" w:history="1">
               <w:r>
                 <w:rPr>
-                  <w:rFonts w:ascii="Calibri" w:cs="Calibri" w:eastAsia="Calibri" w:hAnsi="Calibri"/>
                   <w:color w:val="4B5563"/>
                   <w:sz w:val="17"/>
                   <w:szCs w:val="17"/>
                 </w:rPr>
-                <w:t xml:space="preserve">developer.ashen.it@gmail.com</w:t>
+                <w:t>developer.ashen.it@gmail.com</w:t>
               </w:r>
             </w:hyperlink>
           </w:p>
@@ -111,31 +116,26 @@
             </w:pPr>
             <w:r>
               <w:rPr>
-                <w:rFonts w:ascii="Calibri" w:cs="Calibri" w:eastAsia="Calibri" w:hAnsi="Calibri"/>
                 <w:color w:val="4B5563"/>
                 <w:sz w:val="17"/>
                 <w:szCs w:val="17"/>
               </w:rPr>
-              <w:t xml:space="preserve">+63 976 309 0126</w:t>
+              <w:t>+63 976 309 0126</w:t>
             </w:r>
             <w:r>
               <w:rPr>
-                <w:rFonts w:ascii="Calibri" w:cs="Calibri" w:eastAsia="Calibri" w:hAnsi="Calibri"/>
                 <w:color w:val="111827"/>
-                <w:sz w:val="18"/>
-                <w:szCs w:val="18"/>
               </w:rPr>
-              <w:t xml:space="preserve">	</w:t>
+              <w:tab/>
             </w:r>
-            <w:hyperlink w:history="1" r:id="rIdn402si6ojnqeqh-ggwndn">
+            <w:hyperlink r:id="rId6" w:history="1">
               <w:r>
                 <w:rPr>
-                  <w:rFonts w:ascii="Calibri" w:cs="Calibri" w:eastAsia="Calibri" w:hAnsi="Calibri"/>
                   <w:color w:val="4B5563"/>
                   <w:sz w:val="17"/>
                   <w:szCs w:val="17"/>
                 </w:rPr>
-                <w:t xml:space="preserve">github.com/Ashen360</w:t>
+                <w:t>github.com/Ashen360</w:t>
               </w:r>
             </w:hyperlink>
           </w:p>
@@ -148,49 +148,44 @@
             </w:pPr>
             <w:r>
               <w:rPr>
-                <w:rFonts w:ascii="Calibri" w:cs="Calibri" w:eastAsia="Calibri" w:hAnsi="Calibri"/>
                 <w:color w:val="4B5563"/>
                 <w:sz w:val="17"/>
                 <w:szCs w:val="17"/>
               </w:rPr>
-              <w:t xml:space="preserve">ashens-web.netlify.app</w:t>
+              <w:t>ashens-web.netlify.app</w:t>
             </w:r>
             <w:r>
               <w:rPr>
-                <w:rFonts w:ascii="Calibri" w:cs="Calibri" w:eastAsia="Calibri" w:hAnsi="Calibri"/>
                 <w:color w:val="111827"/>
-                <w:sz w:val="18"/>
-                <w:szCs w:val="18"/>
               </w:rPr>
-              <w:t xml:space="preserve">	</w:t>
+              <w:tab/>
             </w:r>
-            <w:hyperlink w:history="1" r:id="rIdwaddbu3fvdl4olqtw7zkj">
+            <w:hyperlink r:id="rId7" w:history="1">
               <w:r>
                 <w:rPr>
-                  <w:rFonts w:ascii="Calibri" w:cs="Calibri" w:eastAsia="Calibri" w:hAnsi="Calibri"/>
                   <w:color w:val="4B5563"/>
                   <w:sz w:val="17"/>
                   <w:szCs w:val="17"/>
                 </w:rPr>
-                <w:t xml:space="preserve">linkedin.com/in/kurt-baybay</w:t>
+                <w:t>linkedin.com/in/kurt-baybay</w:t>
               </w:r>
             </w:hyperlink>
           </w:p>
         </w:tc>
         <w:tc>
           <w:tcPr>
-            <w:tcW w:type="dxa" w:w="1500"/>
+            <w:tcW w:w="1500" w:type="dxa"/>
             <w:tcBorders>
-              <w:top w:val="none" w:color="FFFFFF" w:sz="0"/>
-              <w:left w:val="none" w:color="FFFFFF" w:sz="0"/>
-              <w:bottom w:val="none" w:color="FFFFFF" w:sz="0"/>
-              <w:right w:val="none" w:color="FFFFFF" w:sz="0"/>
+              <w:top w:val="none" w:sz="0" w:space="0" w:color="FFFFFF"/>
+              <w:left w:val="none" w:sz="0" w:space="0" w:color="FFFFFF"/>
+              <w:bottom w:val="none" w:sz="0" w:space="0" w:color="FFFFFF"/>
+              <w:right w:val="none" w:sz="0" w:space="0" w:color="FFFFFF"/>
             </w:tcBorders>
             <w:tcMar>
-              <w:top w:type="dxa" w:w="0"/>
-              <w:left w:type="dxa" w:w="0"/>
-              <w:bottom w:type="dxa" w:w="0"/>
-              <w:right w:type="dxa" w:w="0"/>
+              <w:top w:w="0" w:type="dxa"/>
+              <w:left w:w="0" w:type="dxa"/>
+              <w:bottom w:w="0" w:type="dxa"/>
+              <w:right w:w="0" w:type="dxa"/>
             </w:tcMar>
           </w:tcPr>
           <w:p>
@@ -198,10 +193,13 @@
               <w:jc w:val="right"/>
             </w:pPr>
             <w:r>
+              <w:rPr>
+                <w:noProof/>
+              </w:rPr>
               <w:drawing>
-                <wp:inline distT="0" distB="0" distL="0" distR="0">
+                <wp:inline distT="0" distB="0" distL="0" distR="0" wp14:anchorId="6CF810C3" wp14:editId="03A7FF61">
                   <wp:extent cx="866775" cy="866775"/>
-                  <wp:effectExtent t="0" r="0" b="0" l="0"/>
+                  <wp:effectExtent l="0" t="0" r="0" b="0"/>
                   <wp:docPr id="1" name="photo" descr="Kurt Russel Baybay" title="Photo"/>
                   <wp:cNvGraphicFramePr>
                     <a:graphicFrameLocks xmlns:a="http://schemas.openxmlformats.org/drawingml/2006/main" noChangeAspect="1"/>
@@ -210,13 +208,13 @@
                     <a:graphicData uri="http://schemas.openxmlformats.org/drawingml/2006/picture">
                       <pic:pic xmlns:pic="http://schemas.openxmlformats.org/drawingml/2006/picture">
                         <pic:nvPicPr>
-                          <pic:cNvPr id="0" name="" descr=""/>
+                          <pic:cNvPr id="0" name=""/>
                           <pic:cNvPicPr>
                             <a:picLocks noChangeAspect="1" noChangeArrowheads="1"/>
                           </pic:cNvPicPr>
                         </pic:nvPicPr>
                         <pic:blipFill>
-                          <a:blip r:embed="rId7" cstate="none"/>
+                          <a:blip r:embed="rId8"/>
                           <a:srcRect/>
                           <a:stretch>
                             <a:fillRect/>
@@ -245,13 +243,12 @@
       <w:pPr>
         <w:keepNext/>
         <w:pBdr>
-          <w:bottom w:val="single" w:color="D9D8D4" w:sz="4" w:space="2"/>
+          <w:bottom w:val="single" w:sz="4" w:space="2" w:color="D9D8D4"/>
         </w:pBdr>
-        <w:spacing w:after="90" w:before="190"/>
-      </w:pPr>
-      <w:r>
-        <w:rPr>
-          <w:rFonts w:ascii="Calibri" w:cs="Calibri" w:eastAsia="Calibri" w:hAnsi="Calibri"/>
+        <w:spacing w:before="200" w:after="100"/>
+      </w:pPr>
+      <w:r>
+        <w:rPr>
           <w:b/>
           <w:bCs/>
           <w:color w:val="002168"/>
@@ -259,31 +256,27 @@
           <w:sz w:val="15"/>
           <w:szCs w:val="15"/>
         </w:rPr>
-        <w:t xml:space="preserve">SUMMARY</w:t>
-      </w:r>
-    </w:p>
-    <w:p>
-      <w:r>
-        <w:rPr>
-          <w:rFonts w:ascii="Calibri" w:cs="Calibri" w:eastAsia="Calibri" w:hAnsi="Calibri"/>
-          <w:color w:val="111827"/>
-          <w:sz w:val="18"/>
-          <w:szCs w:val="18"/>
-        </w:rPr>
-        <w:t xml:space="preserve">Information Technology student who builds interactive web applications with React and TypeScript, with additional work in Flutter, Java and C++. Has shipped four live projects, including a webcam hand-tracking browser console and an interactive history of programming, and built a no-code content management feature for a client web platform.</w:t>
+        <w:t>SUMMARY</w:t>
+      </w:r>
+    </w:p>
+    <w:p>
+      <w:r>
+        <w:rPr>
+          <w:color w:val="111827"/>
+        </w:rPr>
+        <w:t>Information Technology student who builds interactive web applications with React and TypeScript, with additional work in Flutter, Java and C++. Has shipped four live projects, including a webcam hand-tracking browser console and an interactive history of programming, and built a no-code content management feature for a client web platform.</w:t>
       </w:r>
     </w:p>
     <w:p>
       <w:pPr>
         <w:keepNext/>
         <w:pBdr>
-          <w:bottom w:val="single" w:color="D9D8D4" w:sz="4" w:space="2"/>
+          <w:bottom w:val="single" w:sz="4" w:space="2" w:color="D9D8D4"/>
         </w:pBdr>
-        <w:spacing w:after="90" w:before="190"/>
-      </w:pPr>
-      <w:r>
-        <w:rPr>
-          <w:rFonts w:ascii="Calibri" w:cs="Calibri" w:eastAsia="Calibri" w:hAnsi="Calibri"/>
+        <w:spacing w:before="200" w:after="100"/>
+      </w:pPr>
+      <w:r>
+        <w:rPr>
           <w:b/>
           <w:bCs/>
           <w:color w:val="002168"/>
@@ -291,55 +284,47 @@
           <w:sz w:val="15"/>
           <w:szCs w:val="15"/>
         </w:rPr>
-        <w:t xml:space="preserve">SELECTED PROJECTS</w:t>
+        <w:t>SELECTED PROJECTS</w:t>
       </w:r>
     </w:p>
     <w:p>
       <w:pPr>
         <w:keepNext/>
-        <w:spacing w:after="0" w:before="110"/>
-      </w:pPr>
-      <w:r>
-        <w:rPr>
-          <w:rFonts w:ascii="Calibri" w:cs="Calibri" w:eastAsia="Calibri" w:hAnsi="Calibri"/>
+        <w:tabs>
+          <w:tab w:val="right" w:pos="10206"/>
+        </w:tabs>
+        <w:spacing w:before="110"/>
+      </w:pPr>
+      <w:r>
+        <w:rPr>
           <w:b/>
           <w:bCs/>
           <w:color w:val="111827"/>
           <w:sz w:val="19"/>
           <w:szCs w:val="19"/>
         </w:rPr>
-        <w:t xml:space="preserve">Webii</w:t>
-      </w:r>
-      <w:r>
-        <w:rPr>
-          <w:rFonts w:ascii="Calibri" w:cs="Calibri" w:eastAsia="Calibri" w:hAnsi="Calibri"/>
+        <w:t>Webii</w:t>
+      </w:r>
+      <w:r>
+        <w:rPr>
           <w:color w:val="4B5563"/>
-          <w:sz w:val="18"/>
-          <w:szCs w:val="18"/>
-        </w:rPr>
-        <w:t xml:space="preserve"> / </w:t>
-      </w:r>
-      <w:r>
-        <w:rPr>
-          <w:rFonts w:ascii="Calibri" w:cs="Calibri" w:eastAsia="Calibri" w:hAnsi="Calibri"/>
-          <w:color w:val="4B5563"/>
-          <w:sz w:val="18"/>
-          <w:szCs w:val="18"/>
-        </w:rPr>
-        <w:t xml:space="preserve">Hand-tracking browser console</w:t>
-      </w:r>
-      <w:r>
-        <w:ptab w:alignment="right" w:relativeTo="margin" w:leader="none"/>
-      </w:r>
-      <w:hyperlink w:history="1" r:id="rIdl_paf3ovsdyzqzhfgag0s">
+        </w:rPr>
+        <w:t xml:space="preserve"> / Hand-tracking browser console</w:t>
+      </w:r>
+      <w:r>
+        <w:rPr>
+          <w:color w:val="111827"/>
+        </w:rPr>
+        <w:tab/>
+      </w:r>
+      <w:hyperlink r:id="rId9" w:history="1">
         <w:r>
           <w:rPr>
-            <w:rFonts w:ascii="Calibri" w:cs="Calibri" w:eastAsia="Calibri" w:hAnsi="Calibri"/>
             <w:color w:val="4B5563"/>
             <w:sz w:val="16"/>
             <w:szCs w:val="16"/>
           </w:rPr>
-          <w:t xml:space="preserve">ashen360.github.io/Webii</w:t>
+          <w:t>ashen360.github.io/Webii</w:t>
         </w:r>
       </w:hyperlink>
     </w:p>
@@ -350,12 +335,11 @@
       </w:pPr>
       <w:r>
         <w:rPr>
-          <w:rFonts w:ascii="Calibri" w:cs="Calibri" w:eastAsia="Calibri" w:hAnsi="Calibri"/>
           <w:color w:val="002168"/>
           <w:sz w:val="16"/>
           <w:szCs w:val="16"/>
         </w:rPr>
-        <w:t xml:space="preserve">TypeScript · MediaPipe · Canvas 2D · Web Audio · Vite · Vitest</w:t>
+        <w:t>TypeScript · MediaPipe · Canvas 2D · Web Audio · Vite · Vitest</w:t>
       </w:r>
     </w:p>
     <w:p>
@@ -369,12 +353,9 @@
       </w:pPr>
       <w:r>
         <w:rPr>
-          <w:rFonts w:ascii="Calibri" w:cs="Calibri" w:eastAsia="Calibri" w:hAnsi="Calibri"/>
-          <w:color w:val="111827"/>
-          <w:sz w:val="18"/>
-          <w:szCs w:val="18"/>
-        </w:rPr>
-        <w:t xml:space="preserve">Built a browser console controlled by webcam: the index finger moves the cursor and a pinch acts as a click, with all tracking running locally in the browser.</w:t>
+          <w:color w:val="111827"/>
+        </w:rPr>
+        <w:t>Built a browser console controlled by webcam: the index finger moves the cursor and a pinch acts as a click, with all tracking running locally in the browser.</w:t>
       </w:r>
     </w:p>
     <w:p>
@@ -388,60 +369,61 @@
       </w:pPr>
       <w:r>
         <w:rPr>
-          <w:rFonts w:ascii="Calibri" w:cs="Calibri" w:eastAsia="Calibri" w:hAnsi="Calibri"/>
-          <w:color w:val="111827"/>
-          <w:sz w:val="18"/>
-          <w:szCs w:val="18"/>
-        </w:rPr>
-        <w:t xml:space="preserve">Designed calibration into onboarding, and shipped three Canvas 2D games and three themes.</w:t>
+          <w:color w:val="111827"/>
+        </w:rPr>
+        <w:t xml:space="preserve">Designed calibration into </w:t>
+      </w:r>
+      <w:r>
+        <w:rPr>
+          <w:color w:val="111827"/>
+        </w:rPr>
+        <w:t>onboarding and</w:t>
+      </w:r>
+      <w:r>
+        <w:rPr>
+          <w:color w:val="111827"/>
+        </w:rPr>
+        <w:t xml:space="preserve"> shipped three Canvas 2D games and three themes.</w:t>
       </w:r>
     </w:p>
     <w:p>
       <w:pPr>
         <w:keepNext/>
-        <w:spacing w:after="0" w:before="110"/>
-      </w:pPr>
-      <w:r>
-        <w:rPr>
-          <w:rFonts w:ascii="Calibri" w:cs="Calibri" w:eastAsia="Calibri" w:hAnsi="Calibri"/>
+        <w:tabs>
+          <w:tab w:val="right" w:pos="10206"/>
+        </w:tabs>
+        <w:spacing w:before="110"/>
+      </w:pPr>
+      <w:r>
+        <w:rPr>
           <w:b/>
           <w:bCs/>
           <w:color w:val="111827"/>
           <w:sz w:val="19"/>
           <w:szCs w:val="19"/>
         </w:rPr>
-        <w:t xml:space="preserve">Hello, Machine</w:t>
-      </w:r>
-      <w:r>
-        <w:rPr>
-          <w:rFonts w:ascii="Calibri" w:cs="Calibri" w:eastAsia="Calibri" w:hAnsi="Calibri"/>
+        <w:t>Hello, Machine</w:t>
+      </w:r>
+      <w:r>
+        <w:rPr>
           <w:color w:val="4B5563"/>
-          <w:sz w:val="18"/>
-          <w:szCs w:val="18"/>
-        </w:rPr>
-        <w:t xml:space="preserve"> / </w:t>
-      </w:r>
-      <w:r>
-        <w:rPr>
-          <w:rFonts w:ascii="Calibri" w:cs="Calibri" w:eastAsia="Calibri" w:hAnsi="Calibri"/>
-          <w:color w:val="4B5563"/>
-          <w:sz w:val="18"/>
-          <w:szCs w:val="18"/>
-        </w:rPr>
-        <w:t xml:space="preserve">Interactive history of programming</w:t>
-      </w:r>
-      <w:r>
-        <w:ptab w:alignment="right" w:relativeTo="margin" w:leader="none"/>
-      </w:r>
-      <w:hyperlink w:history="1" r:id="rIdbujtxznzumovcg-dph38t">
+        </w:rPr>
+        <w:t xml:space="preserve"> / Interactive history of programming</w:t>
+      </w:r>
+      <w:r>
+        <w:rPr>
+          <w:color w:val="111827"/>
+        </w:rPr>
+        <w:tab/>
+      </w:r>
+      <w:hyperlink r:id="rId10" w:history="1">
         <w:r>
           <w:rPr>
-            <w:rFonts w:ascii="Calibri" w:cs="Calibri" w:eastAsia="Calibri" w:hAnsi="Calibri"/>
             <w:color w:val="4B5563"/>
             <w:sz w:val="16"/>
             <w:szCs w:val="16"/>
           </w:rPr>
-          <w:t xml:space="preserve">ashen360.github.io/hello-machine</w:t>
+          <w:t>ashen360.github.io/hello-machine</w:t>
         </w:r>
       </w:hyperlink>
     </w:p>
@@ -452,12 +434,11 @@
       </w:pPr>
       <w:r>
         <w:rPr>
-          <w:rFonts w:ascii="Calibri" w:cs="Calibri" w:eastAsia="Calibri" w:hAnsi="Calibri"/>
           <w:color w:val="002168"/>
           <w:sz w:val="16"/>
           <w:szCs w:val="16"/>
         </w:rPr>
-        <w:t xml:space="preserve">HTML · CSS · JavaScript · Three.js · Canvas</w:t>
+        <w:t>HTML · CSS · JavaScript · Three.js · Canvas</w:t>
       </w:r>
     </w:p>
     <w:p>
@@ -471,12 +452,9 @@
       </w:pPr>
       <w:r>
         <w:rPr>
-          <w:rFonts w:ascii="Calibri" w:cs="Calibri" w:eastAsia="Calibri" w:hAnsi="Calibri"/>
-          <w:color w:val="111827"/>
-          <w:sz w:val="18"/>
-          <w:szCs w:val="18"/>
-        </w:rPr>
-        <w:t xml:space="preserve">Created a scrollytelling essay of seven chapters and a finale, 1837 to LLMs, each built from its era's medium: a punched card that spells HELLO, valves that set a byte, and a working BASIC terminal.</w:t>
+          <w:color w:val="111827"/>
+        </w:rPr>
+        <w:t>Created a scrollytelling essay of seven chapters and a finale, 1837 to LLMs, each built from its era's medium: a punched card that spells HELLO, valves that set a byte, and a working BASIC terminal.</w:t>
       </w:r>
     </w:p>
     <w:p>
@@ -490,59 +468,48 @@
       </w:pPr>
       <w:r>
         <w:rPr>
-          <w:rFonts w:ascii="Calibri" w:cs="Calibri" w:eastAsia="Calibri" w:hAnsi="Calibri"/>
-          <w:color w:val="111827"/>
-          <w:sz w:val="18"/>
-          <w:szCs w:val="18"/>
-        </w:rPr>
-        <w:t xml:space="preserve">Re-themes the whole page per era, with accessibility considered throughout. Written without a build step.</w:t>
+          <w:color w:val="111827"/>
+        </w:rPr>
+        <w:t>Re-themes the whole page per era, with accessibility considered throughout. Written without a build step.</w:t>
       </w:r>
     </w:p>
     <w:p>
       <w:pPr>
         <w:keepNext/>
-        <w:spacing w:after="0" w:before="110"/>
-      </w:pPr>
-      <w:r>
-        <w:rPr>
-          <w:rFonts w:ascii="Calibri" w:cs="Calibri" w:eastAsia="Calibri" w:hAnsi="Calibri"/>
+        <w:tabs>
+          <w:tab w:val="right" w:pos="10206"/>
+        </w:tabs>
+        <w:spacing w:before="110"/>
+      </w:pPr>
+      <w:r>
+        <w:rPr>
           <w:b/>
           <w:bCs/>
           <w:color w:val="111827"/>
           <w:sz w:val="19"/>
           <w:szCs w:val="19"/>
         </w:rPr>
-        <w:t xml:space="preserve">Cucina De Marquina CMS</w:t>
-      </w:r>
-      <w:r>
-        <w:rPr>
-          <w:rFonts w:ascii="Calibri" w:cs="Calibri" w:eastAsia="Calibri" w:hAnsi="Calibri"/>
+        <w:t>Cucina De Marquina CMS</w:t>
+      </w:r>
+      <w:r>
+        <w:rPr>
           <w:color w:val="4B5563"/>
-          <w:sz w:val="18"/>
-          <w:szCs w:val="18"/>
-        </w:rPr>
-        <w:t xml:space="preserve"> / </w:t>
-      </w:r>
-      <w:r>
-        <w:rPr>
-          <w:rFonts w:ascii="Calibri" w:cs="Calibri" w:eastAsia="Calibri" w:hAnsi="Calibri"/>
-          <w:color w:val="4B5563"/>
-          <w:sz w:val="18"/>
-          <w:szCs w:val="18"/>
-        </w:rPr>
-        <w:t xml:space="preserve">Versatily web ecosystem</w:t>
-      </w:r>
-      <w:r>
-        <w:ptab w:alignment="right" w:relativeTo="margin" w:leader="none"/>
-      </w:r>
-      <w:r>
-        <w:rPr>
-          <w:rFonts w:ascii="Calibri" w:cs="Calibri" w:eastAsia="Calibri" w:hAnsi="Calibri"/>
+        </w:rPr>
+        <w:t xml:space="preserve"> / Versatily web ecosystem</w:t>
+      </w:r>
+      <w:r>
+        <w:rPr>
+          <w:color w:val="111827"/>
+        </w:rPr>
+        <w:tab/>
+      </w:r>
+      <w:r>
+        <w:rPr>
           <w:color w:val="4B5563"/>
           <w:sz w:val="16"/>
           <w:szCs w:val="16"/>
         </w:rPr>
-        <w:t xml:space="preserve">2024</w:t>
+        <w:t>2024</w:t>
       </w:r>
     </w:p>
     <w:p>
@@ -552,12 +519,11 @@
       </w:pPr>
       <w:r>
         <w:rPr>
-          <w:rFonts w:ascii="Calibri" w:cs="Calibri" w:eastAsia="Calibri" w:hAnsi="Calibri"/>
           <w:color w:val="002168"/>
           <w:sz w:val="16"/>
           <w:szCs w:val="16"/>
         </w:rPr>
-        <w:t xml:space="preserve">React · Express.js</w:t>
+        <w:t>React · Express.js</w:t>
       </w:r>
     </w:p>
     <w:p>
@@ -571,12 +537,64 @@
       </w:pPr>
       <w:r>
         <w:rPr>
-          <w:rFonts w:ascii="Calibri" w:cs="Calibri" w:eastAsia="Calibri" w:hAnsi="Calibri"/>
-          <w:color w:val="111827"/>
-          <w:sz w:val="18"/>
-          <w:szCs w:val="18"/>
-        </w:rPr>
-        <w:t xml:space="preserve">Developed a content management feature that lets users create, edit and publish reviews through a no-code interface.</w:t>
+          <w:color w:val="111827"/>
+        </w:rPr>
+        <w:t>Developed a content management feature that lets users create, edit and publish reviews through a no-code interface. Work as researcher and developer earned two SHS Expo section awards.</w:t>
+      </w:r>
+    </w:p>
+    <w:p>
+      <w:pPr>
+        <w:keepNext/>
+        <w:tabs>
+          <w:tab w:val="right" w:pos="10206"/>
+        </w:tabs>
+        <w:spacing w:before="110"/>
+      </w:pPr>
+      <w:r>
+        <w:rPr>
+          <w:b/>
+          <w:bCs/>
+          <w:color w:val="111827"/>
+          <w:sz w:val="19"/>
+          <w:szCs w:val="19"/>
+        </w:rPr>
+        <w:t>WordWeaver</w:t>
+      </w:r>
+      <w:r>
+        <w:rPr>
+          <w:color w:val="4B5563"/>
+        </w:rPr>
+        <w:t xml:space="preserve"> / Category word puzzle</w:t>
+      </w:r>
+      <w:r>
+        <w:rPr>
+          <w:color w:val="111827"/>
+        </w:rPr>
+        <w:tab/>
+      </w:r>
+      <w:hyperlink r:id="rId11" w:history="1">
+        <w:r>
+          <w:rPr>
+            <w:color w:val="4B5563"/>
+            <w:sz w:val="16"/>
+            <w:szCs w:val="16"/>
+          </w:rPr>
+          <w:t>ashen360.github.io/WordWeaver</w:t>
+        </w:r>
+      </w:hyperlink>
+    </w:p>
+    <w:p>
+      <w:pPr>
+        <w:keepNext/>
+        <w:spacing w:after="20"/>
+      </w:pPr>
+      <w:r>
+        <w:rPr>
+          <w:color w:val="002168"/>
+          <w:sz w:val="16"/>
+          <w:szCs w:val="16"/>
+        </w:rPr>
+        <w:t>React · GitHub Pages</w:t>
       </w:r>
     </w:p>
     <w:p>
@@ -590,62 +608,49 @@
       </w:pPr>
       <w:r>
         <w:rPr>
-          <w:rFonts w:ascii="Calibri" w:cs="Calibri" w:eastAsia="Calibri" w:hAnsi="Calibri"/>
-          <w:color w:val="111827"/>
-          <w:sz w:val="18"/>
-          <w:szCs w:val="18"/>
-        </w:rPr>
-        <w:t xml:space="preserve">Work as researcher and developer earned two SHS Expo section awards.</w:t>
+          <w:color w:val="111827"/>
+        </w:rPr>
+        <w:t>Built a puzzle game where players find groups of four related words in a shuffled grid, with difficulty levels from everyday topics to computer science concepts.</w:t>
       </w:r>
     </w:p>
     <w:p>
       <w:pPr>
         <w:keepNext/>
-        <w:spacing w:after="0" w:before="110"/>
-      </w:pPr>
-      <w:r>
-        <w:rPr>
-          <w:rFonts w:ascii="Calibri" w:cs="Calibri" w:eastAsia="Calibri" w:hAnsi="Calibri"/>
+        <w:tabs>
+          <w:tab w:val="right" w:pos="10206"/>
+        </w:tabs>
+        <w:spacing w:before="110"/>
+      </w:pPr>
+      <w:r>
+        <w:rPr>
           <w:b/>
           <w:bCs/>
           <w:color w:val="111827"/>
           <w:sz w:val="19"/>
           <w:szCs w:val="19"/>
         </w:rPr>
-        <w:t xml:space="preserve">WordWeaver</w:t>
-      </w:r>
-      <w:r>
-        <w:rPr>
-          <w:rFonts w:ascii="Calibri" w:cs="Calibri" w:eastAsia="Calibri" w:hAnsi="Calibri"/>
+        <w:t>EasyRead</w:t>
+      </w:r>
+      <w:r>
+        <w:rPr>
           <w:color w:val="4B5563"/>
-          <w:sz w:val="18"/>
-          <w:szCs w:val="18"/>
-        </w:rPr>
-        <w:t xml:space="preserve"> / </w:t>
-      </w:r>
-      <w:r>
-        <w:rPr>
-          <w:rFonts w:ascii="Calibri" w:cs="Calibri" w:eastAsia="Calibri" w:hAnsi="Calibri"/>
+        </w:rPr>
+        <w:t xml:space="preserve"> / Dyslexia support app</w:t>
+      </w:r>
+      <w:r>
+        <w:rPr>
+          <w:color w:val="111827"/>
+        </w:rPr>
+        <w:tab/>
+      </w:r>
+      <w:r>
+        <w:rPr>
           <w:color w:val="4B5563"/>
-          <w:sz w:val="18"/>
-          <w:szCs w:val="18"/>
-        </w:rPr>
-        <w:t xml:space="preserve">Category word puzzle</w:t>
-      </w:r>
-      <w:r>
-        <w:ptab w:alignment="right" w:relativeTo="margin" w:leader="none"/>
-      </w:r>
-      <w:hyperlink w:history="1" r:id="rIderlt7yswxmcltgcxrw8qb">
-        <w:r>
-          <w:rPr>
-            <w:rFonts w:ascii="Calibri" w:cs="Calibri" w:eastAsia="Calibri" w:hAnsi="Calibri"/>
-            <w:color w:val="4B5563"/>
-            <w:sz w:val="16"/>
-            <w:szCs w:val="16"/>
-          </w:rPr>
-          <w:t xml:space="preserve">ashen360.github.io/WordWeaver</w:t>
-        </w:r>
-      </w:hyperlink>
+          <w:sz w:val="16"/>
+          <w:szCs w:val="16"/>
+        </w:rPr>
+        <w:t>Android</w:t>
+      </w:r>
     </w:p>
     <w:p>
       <w:pPr>
@@ -654,12 +659,11 @@
       </w:pPr>
       <w:r>
         <w:rPr>
-          <w:rFonts w:ascii="Calibri" w:cs="Calibri" w:eastAsia="Calibri" w:hAnsi="Calibri"/>
           <w:color w:val="002168"/>
           <w:sz w:val="16"/>
           <w:szCs w:val="16"/>
         </w:rPr>
-        <w:t xml:space="preserve">React · GitHub Pages</w:t>
+        <w:t>Flutter · Dart</w:t>
       </w:r>
     </w:p>
     <w:p>
@@ -673,105 +677,20 @@
       </w:pPr>
       <w:r>
         <w:rPr>
-          <w:rFonts w:ascii="Calibri" w:cs="Calibri" w:eastAsia="Calibri" w:hAnsi="Calibri"/>
-          <w:color w:val="111827"/>
-          <w:sz w:val="18"/>
-          <w:szCs w:val="18"/>
-        </w:rPr>
-        <w:t xml:space="preserve">Built a puzzle game where players find groups of four related words in a shuffled grid, with difficulty levels from everyday topics to computer science concepts.</w:t>
-      </w:r>
-    </w:p>
-    <w:p>
-      <w:pPr>
-        <w:keepNext/>
-        <w:spacing w:after="0" w:before="110"/>
-      </w:pPr>
-      <w:r>
-        <w:rPr>
-          <w:rFonts w:ascii="Calibri" w:cs="Calibri" w:eastAsia="Calibri" w:hAnsi="Calibri"/>
+          <w:color w:val="111827"/>
+        </w:rPr>
+        <w:t>Developed a mobile app that runs locally and uses AI assistance to give students with dyslexia real-time text simplification, explanations and summaries.</w:t>
+      </w:r>
+    </w:p>
+    <w:p>
+      <w:pPr>
+        <w:spacing w:before="110"/>
+      </w:pPr>
+      <w:r>
+        <w:rPr>
           <w:b/>
           <w:bCs/>
           <w:color w:val="111827"/>
-          <w:sz w:val="19"/>
-          <w:szCs w:val="19"/>
-        </w:rPr>
-        <w:t xml:space="preserve">EasyRead</w:t>
-      </w:r>
-      <w:r>
-        <w:rPr>
-          <w:rFonts w:ascii="Calibri" w:cs="Calibri" w:eastAsia="Calibri" w:hAnsi="Calibri"/>
-          <w:color w:val="4B5563"/>
-          <w:sz w:val="18"/>
-          <w:szCs w:val="18"/>
-        </w:rPr>
-        <w:t xml:space="preserve"> / </w:t>
-      </w:r>
-      <w:r>
-        <w:rPr>
-          <w:rFonts w:ascii="Calibri" w:cs="Calibri" w:eastAsia="Calibri" w:hAnsi="Calibri"/>
-          <w:color w:val="4B5563"/>
-          <w:sz w:val="18"/>
-          <w:szCs w:val="18"/>
-        </w:rPr>
-        <w:t xml:space="preserve">Dyslexia support app</w:t>
-      </w:r>
-      <w:r>
-        <w:ptab w:alignment="right" w:relativeTo="margin" w:leader="none"/>
-      </w:r>
-      <w:r>
-        <w:rPr>
-          <w:rFonts w:ascii="Calibri" w:cs="Calibri" w:eastAsia="Calibri" w:hAnsi="Calibri"/>
-          <w:color w:val="4B5563"/>
-          <w:sz w:val="16"/>
-          <w:szCs w:val="16"/>
-        </w:rPr>
-        <w:t xml:space="preserve">Android</w:t>
-      </w:r>
-    </w:p>
-    <w:p>
-      <w:pPr>
-        <w:keepNext/>
-        <w:spacing w:after="20"/>
-      </w:pPr>
-      <w:r>
-        <w:rPr>
-          <w:rFonts w:ascii="Calibri" w:cs="Calibri" w:eastAsia="Calibri" w:hAnsi="Calibri"/>
-          <w:color w:val="002168"/>
-          <w:sz w:val="16"/>
-          <w:szCs w:val="16"/>
-        </w:rPr>
-        <w:t xml:space="preserve">Flutter · Dart</w:t>
-      </w:r>
-    </w:p>
-    <w:p>
-      <w:pPr>
-        <w:pStyle w:val="ListParagraph"/>
-        <w:numPr>
-          <w:ilvl w:val="0"/>
-          <w:numId w:val="2"/>
-        </w:numPr>
-        <w:spacing w:after="20"/>
-      </w:pPr>
-      <w:r>
-        <w:rPr>
-          <w:rFonts w:ascii="Calibri" w:cs="Calibri" w:eastAsia="Calibri" w:hAnsi="Calibri"/>
-          <w:color w:val="111827"/>
-          <w:sz w:val="18"/>
-          <w:szCs w:val="18"/>
-        </w:rPr>
-        <w:t xml:space="preserve">Developed a mobile app that runs locally and uses AI assistance to give students with dyslexia real-time text simplification, explanations and summaries.</w:t>
-      </w:r>
-    </w:p>
-    <w:p>
-      <w:pPr>
-        <w:spacing w:before="110"/>
-      </w:pPr>
-      <w:r>
-        <w:rPr>
-          <w:rFonts w:ascii="Calibri" w:cs="Calibri" w:eastAsia="Calibri" w:hAnsi="Calibri"/>
-          <w:b/>
-          <w:bCs/>
-          <w:color w:val="111827"/>
           <w:sz w:val="17"/>
           <w:szCs w:val="17"/>
         </w:rPr>
@@ -779,25 +698,23 @@
       </w:r>
       <w:r>
         <w:rPr>
-          <w:rFonts w:ascii="Calibri" w:cs="Calibri" w:eastAsia="Calibri" w:hAnsi="Calibri"/>
           <w:color w:val="4B5563"/>
           <w:sz w:val="17"/>
           <w:szCs w:val="17"/>
         </w:rPr>
-        <w:t xml:space="preserve">Sining Filipino, an interactive timeline of Philippine art (HTML, CSS, JavaScript) · Vremia, an Android scheduling and reminders app (Java) · Transactsys, a C++ console shop with cart and .txt receipts</w:t>
+        <w:t>Sining Filipino, an interactive timeline of Philippine art (HTML, CSS, JavaScript) · Vremia, an Android scheduling and reminders app (Java) · Transactsys, a C++ console shop with cart and .txt receipts</w:t>
       </w:r>
     </w:p>
     <w:p>
       <w:pPr>
         <w:keepNext/>
         <w:pBdr>
-          <w:bottom w:val="single" w:color="D9D8D4" w:sz="4" w:space="2"/>
+          <w:bottom w:val="single" w:sz="4" w:space="2" w:color="D9D8D4"/>
         </w:pBdr>
-        <w:spacing w:after="90" w:before="190"/>
-      </w:pPr>
-      <w:r>
-        <w:rPr>
-          <w:rFonts w:ascii="Calibri" w:cs="Calibri" w:eastAsia="Calibri" w:hAnsi="Calibri"/>
+        <w:spacing w:before="200" w:after="100"/>
+      </w:pPr>
+      <w:r>
+        <w:rPr>
           <w:b/>
           <w:bCs/>
           <w:color w:val="002168"/>
@@ -805,7 +722,7 @@
           <w:sz w:val="15"/>
           <w:szCs w:val="15"/>
         </w:rPr>
-        <w:t xml:space="preserve">TECHNICAL SKILLS</w:t>
+        <w:t>TECHNICAL SKILLS</w:t>
       </w:r>
     </w:p>
     <w:p>
@@ -813,36 +730,22 @@
         <w:tabs>
           <w:tab w:val="left" w:pos="1500"/>
         </w:tabs>
-        <w:spacing w:after="20"/>
-      </w:pPr>
-      <w:r>
-        <w:rPr>
-          <w:rFonts w:ascii="Calibri" w:cs="Calibri" w:eastAsia="Calibri" w:hAnsi="Calibri"/>
+        <w:spacing w:after="50"/>
+      </w:pPr>
+      <w:r>
+        <w:rPr>
           <w:b/>
           <w:bCs/>
           <w:color w:val="111827"/>
-          <w:sz w:val="18"/>
-          <w:szCs w:val="18"/>
-        </w:rPr>
-        <w:t xml:space="preserve">Languages</w:t>
-      </w:r>
-      <w:r>
-        <w:rPr>
-          <w:rFonts w:ascii="Calibri" w:cs="Calibri" w:eastAsia="Calibri" w:hAnsi="Calibri"/>
-          <w:color w:val="111827"/>
-          <w:sz w:val="18"/>
-          <w:szCs w:val="18"/>
-        </w:rPr>
-        <w:t xml:space="preserve">	</w:t>
-      </w:r>
-      <w:r>
-        <w:rPr>
-          <w:rFonts w:ascii="Calibri" w:cs="Calibri" w:eastAsia="Calibri" w:hAnsi="Calibri"/>
-          <w:color w:val="111827"/>
-          <w:sz w:val="18"/>
-          <w:szCs w:val="18"/>
-        </w:rPr>
-        <w:t xml:space="preserve">JavaScript, TypeScript, Python, Java, C#, C++, Dart</w:t>
+        </w:rPr>
+        <w:t>Languages</w:t>
+      </w:r>
+      <w:r>
+        <w:rPr>
+          <w:color w:val="111827"/>
+        </w:rPr>
+        <w:tab/>
+        <w:t>JavaScript, TypeScript, Python, Java, C#, C++, Dart</w:t>
       </w:r>
     </w:p>
     <w:p>
@@ -850,36 +753,22 @@
         <w:tabs>
           <w:tab w:val="left" w:pos="1500"/>
         </w:tabs>
-        <w:spacing w:after="20"/>
-      </w:pPr>
-      <w:r>
-        <w:rPr>
-          <w:rFonts w:ascii="Calibri" w:cs="Calibri" w:eastAsia="Calibri" w:hAnsi="Calibri"/>
+        <w:spacing w:after="50"/>
+      </w:pPr>
+      <w:r>
+        <w:rPr>
           <w:b/>
           <w:bCs/>
           <w:color w:val="111827"/>
-          <w:sz w:val="18"/>
-          <w:szCs w:val="18"/>
-        </w:rPr>
-        <w:t xml:space="preserve">Web &amp; Mobile</w:t>
-      </w:r>
-      <w:r>
-        <w:rPr>
-          <w:rFonts w:ascii="Calibri" w:cs="Calibri" w:eastAsia="Calibri" w:hAnsi="Calibri"/>
-          <w:color w:val="111827"/>
-          <w:sz w:val="18"/>
-          <w:szCs w:val="18"/>
-        </w:rPr>
-        <w:t xml:space="preserve">	</w:t>
-      </w:r>
-      <w:r>
-        <w:rPr>
-          <w:rFonts w:ascii="Calibri" w:cs="Calibri" w:eastAsia="Calibri" w:hAnsi="Calibri"/>
-          <w:color w:val="111827"/>
-          <w:sz w:val="18"/>
-          <w:szCs w:val="18"/>
-        </w:rPr>
-        <w:t xml:space="preserve">React, Next.js, Express.js, HTML, CSS, Three.js, MediaPipe, Flutter</w:t>
+        </w:rPr>
+        <w:t>Web &amp; Mobile</w:t>
+      </w:r>
+      <w:r>
+        <w:rPr>
+          <w:color w:val="111827"/>
+        </w:rPr>
+        <w:tab/>
+        <w:t>React, Next.js, Express.js, HTML, CSS, Three.js, MediaPipe, Flutter</w:t>
       </w:r>
     </w:p>
     <w:p>
@@ -887,36 +776,22 @@
         <w:tabs>
           <w:tab w:val="left" w:pos="1500"/>
         </w:tabs>
-        <w:spacing w:after="20"/>
-      </w:pPr>
-      <w:r>
-        <w:rPr>
-          <w:rFonts w:ascii="Calibri" w:cs="Calibri" w:eastAsia="Calibri" w:hAnsi="Calibri"/>
+        <w:spacing w:after="50"/>
+      </w:pPr>
+      <w:r>
+        <w:rPr>
           <w:b/>
           <w:bCs/>
           <w:color w:val="111827"/>
-          <w:sz w:val="18"/>
-          <w:szCs w:val="18"/>
-        </w:rPr>
-        <w:t xml:space="preserve">Databases</w:t>
-      </w:r>
-      <w:r>
-        <w:rPr>
-          <w:rFonts w:ascii="Calibri" w:cs="Calibri" w:eastAsia="Calibri" w:hAnsi="Calibri"/>
-          <w:color w:val="111827"/>
-          <w:sz w:val="18"/>
-          <w:szCs w:val="18"/>
-        </w:rPr>
-        <w:t xml:space="preserve">	</w:t>
-      </w:r>
-      <w:r>
-        <w:rPr>
-          <w:rFonts w:ascii="Calibri" w:cs="Calibri" w:eastAsia="Calibri" w:hAnsi="Calibri"/>
-          <w:color w:val="111827"/>
-          <w:sz w:val="18"/>
-          <w:szCs w:val="18"/>
-        </w:rPr>
-        <w:t xml:space="preserve">MySQL, MongoDB, Supabase</w:t>
+        </w:rPr>
+        <w:t>Databases</w:t>
+      </w:r>
+      <w:r>
+        <w:rPr>
+          <w:color w:val="111827"/>
+        </w:rPr>
+        <w:tab/>
+        <w:t>MySQL, MongoDB, Supabase</w:t>
       </w:r>
     </w:p>
     <w:p>
@@ -924,49 +799,34 @@
         <w:tabs>
           <w:tab w:val="left" w:pos="1500"/>
         </w:tabs>
-        <w:spacing w:after="20"/>
-      </w:pPr>
-      <w:r>
-        <w:rPr>
-          <w:rFonts w:ascii="Calibri" w:cs="Calibri" w:eastAsia="Calibri" w:hAnsi="Calibri"/>
+        <w:spacing w:after="50"/>
+      </w:pPr>
+      <w:r>
+        <w:rPr>
           <w:b/>
           <w:bCs/>
           <w:color w:val="111827"/>
-          <w:sz w:val="18"/>
-          <w:szCs w:val="18"/>
-        </w:rPr>
-        <w:t xml:space="preserve">Tools</w:t>
-      </w:r>
-      <w:r>
-        <w:rPr>
-          <w:rFonts w:ascii="Calibri" w:cs="Calibri" w:eastAsia="Calibri" w:hAnsi="Calibri"/>
-          <w:color w:val="111827"/>
-          <w:sz w:val="18"/>
-          <w:szCs w:val="18"/>
-        </w:rPr>
-        <w:t xml:space="preserve">	</w:t>
-      </w:r>
-      <w:r>
-        <w:rPr>
-          <w:rFonts w:ascii="Calibri" w:cs="Calibri" w:eastAsia="Calibri" w:hAnsi="Calibri"/>
-          <w:color w:val="111827"/>
-          <w:sz w:val="18"/>
-          <w:szCs w:val="18"/>
-        </w:rPr>
-        <w:t xml:space="preserve">Git, GitHub, Vite, Vitest, Vercel, VS Code, Visual Studio</w:t>
+        </w:rPr>
+        <w:t>Tools</w:t>
+      </w:r>
+      <w:r>
+        <w:rPr>
+          <w:color w:val="111827"/>
+        </w:rPr>
+        <w:tab/>
+        <w:t>Git, GitHub, Vite, Vitest, Vercel, VS Code, Visual Studio</w:t>
       </w:r>
     </w:p>
     <w:p>
       <w:pPr>
         <w:keepNext/>
         <w:pBdr>
-          <w:bottom w:val="single" w:color="D9D8D4" w:sz="4" w:space="2"/>
+          <w:bottom w:val="single" w:sz="4" w:space="2" w:color="D9D8D4"/>
         </w:pBdr>
-        <w:spacing w:after="90" w:before="190"/>
-      </w:pPr>
-      <w:r>
-        <w:rPr>
-          <w:rFonts w:ascii="Calibri" w:cs="Calibri" w:eastAsia="Calibri" w:hAnsi="Calibri"/>
+        <w:spacing w:before="200" w:after="100"/>
+      </w:pPr>
+      <w:r>
+        <w:rPr>
           <w:b/>
           <w:bCs/>
           <w:color w:val="002168"/>
@@ -974,158 +834,133 @@
           <w:sz w:val="15"/>
           <w:szCs w:val="15"/>
         </w:rPr>
-        <w:t xml:space="preserve">EDUCATION</w:t>
-      </w:r>
-    </w:p>
-    <w:p>
-      <w:pPr>
-        <w:spacing w:after="30"/>
-      </w:pPr>
-      <w:r>
-        <w:rPr>
-          <w:rFonts w:ascii="Calibri" w:cs="Calibri" w:eastAsia="Calibri" w:hAnsi="Calibri"/>
+        <w:t>EDUCATION</w:t>
+      </w:r>
+    </w:p>
+    <w:p>
+      <w:pPr>
+        <w:tabs>
+          <w:tab w:val="right" w:pos="10206"/>
+        </w:tabs>
+        <w:spacing w:after="70"/>
+      </w:pPr>
+      <w:r>
+        <w:rPr>
           <w:b/>
           <w:bCs/>
           <w:color w:val="111827"/>
           <w:sz w:val="19"/>
           <w:szCs w:val="19"/>
         </w:rPr>
-        <w:t xml:space="preserve">FEU Roosevelt Marikina</w:t>
-      </w:r>
-      <w:r>
-        <w:rPr>
-          <w:rFonts w:ascii="Calibri" w:cs="Calibri" w:eastAsia="Calibri" w:hAnsi="Calibri"/>
+        <w:t>FEU Roosevelt Marikina</w:t>
+      </w:r>
+      <w:r>
+        <w:rPr>
           <w:color w:val="4B5563"/>
-          <w:sz w:val="18"/>
-          <w:szCs w:val="18"/>
-        </w:rPr>
-        <w:t xml:space="preserve"> / </w:t>
-      </w:r>
-      <w:r>
-        <w:rPr>
-          <w:rFonts w:ascii="Calibri" w:cs="Calibri" w:eastAsia="Calibri" w:hAnsi="Calibri"/>
-          <w:color w:val="4B5563"/>
-          <w:sz w:val="18"/>
-          <w:szCs w:val="18"/>
-        </w:rPr>
-        <w:t xml:space="preserve">BS Information Technology</w:t>
-      </w:r>
-      <w:r>
-        <w:ptab w:alignment="right" w:relativeTo="margin" w:leader="none"/>
-      </w:r>
-      <w:r>
-        <w:rPr>
-          <w:rFonts w:ascii="Calibri" w:cs="Calibri" w:eastAsia="Calibri" w:hAnsi="Calibri"/>
+        </w:rPr>
+        <w:t xml:space="preserve"> / BS Information Technology</w:t>
+      </w:r>
+      <w:r>
+        <w:rPr>
+          <w:color w:val="111827"/>
+        </w:rPr>
+        <w:tab/>
+      </w:r>
+      <w:r>
+        <w:rPr>
           <w:color w:val="4B5563"/>
           <w:sz w:val="16"/>
           <w:szCs w:val="16"/>
         </w:rPr>
-        <w:t xml:space="preserve">2025 – Present</w:t>
-      </w:r>
-    </w:p>
-    <w:p>
-      <w:pPr>
-        <w:spacing w:after="30"/>
-      </w:pPr>
-      <w:r>
-        <w:rPr>
-          <w:rFonts w:ascii="Calibri" w:cs="Calibri" w:eastAsia="Calibri" w:hAnsi="Calibri"/>
+        <w:t>2025 – Present</w:t>
+      </w:r>
+    </w:p>
+    <w:p>
+      <w:pPr>
+        <w:tabs>
+          <w:tab w:val="right" w:pos="10206"/>
+        </w:tabs>
+        <w:spacing w:after="70"/>
+      </w:pPr>
+      <w:r>
+        <w:rPr>
           <w:b/>
           <w:bCs/>
           <w:color w:val="111827"/>
           <w:sz w:val="19"/>
           <w:szCs w:val="19"/>
         </w:rPr>
-        <w:t xml:space="preserve">Technological Institute of the Philippines, Quezon City</w:t>
-      </w:r>
-      <w:r>
-        <w:rPr>
-          <w:rFonts w:ascii="Calibri" w:cs="Calibri" w:eastAsia="Calibri" w:hAnsi="Calibri"/>
+        <w:t>Technological Institute of the Philippines, Quezon City</w:t>
+      </w:r>
+      <w:r>
+        <w:rPr>
           <w:color w:val="4B5563"/>
-          <w:sz w:val="18"/>
-          <w:szCs w:val="18"/>
-        </w:rPr>
-        <w:t xml:space="preserve"> / </w:t>
-      </w:r>
-      <w:r>
-        <w:rPr>
-          <w:rFonts w:ascii="Calibri" w:cs="Calibri" w:eastAsia="Calibri" w:hAnsi="Calibri"/>
-          <w:color w:val="4B5563"/>
-          <w:sz w:val="18"/>
-          <w:szCs w:val="18"/>
-        </w:rPr>
-        <w:t xml:space="preserve">BS Information Technology</w:t>
-      </w:r>
-      <w:r>
-        <w:ptab w:alignment="right" w:relativeTo="margin" w:leader="none"/>
-      </w:r>
-      <w:r>
-        <w:rPr>
-          <w:rFonts w:ascii="Calibri" w:cs="Calibri" w:eastAsia="Calibri" w:hAnsi="Calibri"/>
+        </w:rPr>
+        <w:t xml:space="preserve"> / BS Information Technology</w:t>
+      </w:r>
+      <w:r>
+        <w:rPr>
+          <w:color w:val="111827"/>
+        </w:rPr>
+        <w:tab/>
+      </w:r>
+      <w:r>
+        <w:rPr>
           <w:color w:val="4B5563"/>
           <w:sz w:val="16"/>
           <w:szCs w:val="16"/>
         </w:rPr>
-        <w:t xml:space="preserve">2024 – 2025</w:t>
-      </w:r>
-    </w:p>
-    <w:p>
-      <w:pPr>
-        <w:spacing w:after="30"/>
-      </w:pPr>
-      <w:r>
-        <w:rPr>
-          <w:rFonts w:ascii="Calibri" w:cs="Calibri" w:eastAsia="Calibri" w:hAnsi="Calibri"/>
+        <w:t>2024 – 2025</w:t>
+      </w:r>
+    </w:p>
+    <w:p>
+      <w:pPr>
+        <w:tabs>
+          <w:tab w:val="right" w:pos="10206"/>
+        </w:tabs>
+        <w:spacing w:after="70"/>
+      </w:pPr>
+      <w:r>
+        <w:rPr>
           <w:b/>
           <w:bCs/>
           <w:color w:val="111827"/>
           <w:sz w:val="19"/>
           <w:szCs w:val="19"/>
         </w:rPr>
-        <w:t xml:space="preserve">STI College Marikina</w:t>
-      </w:r>
-      <w:r>
-        <w:rPr>
-          <w:rFonts w:ascii="Calibri" w:cs="Calibri" w:eastAsia="Calibri" w:hAnsi="Calibri"/>
+        <w:t>STI College Marikina</w:t>
+      </w:r>
+      <w:r>
+        <w:rPr>
           <w:color w:val="4B5563"/>
-          <w:sz w:val="18"/>
-          <w:szCs w:val="18"/>
-        </w:rPr>
-        <w:t xml:space="preserve"> / </w:t>
-      </w:r>
-      <w:r>
-        <w:rPr>
-          <w:rFonts w:ascii="Calibri" w:cs="Calibri" w:eastAsia="Calibri" w:hAnsi="Calibri"/>
-          <w:color w:val="4B5563"/>
-          <w:sz w:val="18"/>
-          <w:szCs w:val="18"/>
-        </w:rPr>
-        <w:t xml:space="preserve">SHS, Information Technology (Mobile App and Web Dev)</w:t>
-      </w:r>
-      <w:r>
-        <w:ptab w:alignment="right" w:relativeTo="margin" w:leader="none"/>
-      </w:r>
-      <w:r>
-        <w:rPr>
-          <w:rFonts w:ascii="Calibri" w:cs="Calibri" w:eastAsia="Calibri" w:hAnsi="Calibri"/>
+        </w:rPr>
+        <w:t xml:space="preserve"> / SHS, Information Technology (Mobile App and Web Dev)</w:t>
+      </w:r>
+      <w:r>
+        <w:rPr>
+          <w:color w:val="111827"/>
+        </w:rPr>
+        <w:tab/>
+      </w:r>
+      <w:r>
+        <w:rPr>
           <w:color w:val="4B5563"/>
           <w:sz w:val="16"/>
           <w:szCs w:val="16"/>
         </w:rPr>
-        <w:t xml:space="preserve">2022 – 2024</w:t>
+        <w:t>2022 – 2024</w:t>
       </w:r>
     </w:p>
     <w:p>
       <w:pPr>
         <w:keepNext/>
         <w:pBdr>
-          <w:bottom w:val="single" w:color="D9D8D4" w:sz="4" w:space="2"/>
+          <w:bottom w:val="single" w:sz="4" w:space="2" w:color="D9D8D4"/>
         </w:pBdr>
-        <w:spacing w:after="90" w:before="190"/>
-      </w:pPr>
-      <w:r>
-        <w:rPr>
-          <w:rFonts w:ascii="Calibri" w:cs="Calibri" w:eastAsia="Calibri" w:hAnsi="Calibri"/>
+        <w:spacing w:before="200" w:after="100"/>
+      </w:pPr>
+      <w:r>
+        <w:rPr>
           <w:b/>
           <w:bCs/>
           <w:color w:val="002168"/>
@@ -1133,210 +968,151 @@
           <w:sz w:val="15"/>
           <w:szCs w:val="15"/>
         </w:rPr>
-        <w:t xml:space="preserve">AWARDS</w:t>
-      </w:r>
-    </w:p>
-    <w:p>
-      <w:pPr>
-        <w:pStyle w:val="ListParagraph"/>
-        <w:numPr>
-          <w:ilvl w:val="0"/>
-          <w:numId w:val="2"/>
-        </w:numPr>
-        <w:spacing w:after="30"/>
-      </w:pPr>
-      <w:r>
-        <w:rPr>
-          <w:rFonts w:ascii="Calibri" w:cs="Calibri" w:eastAsia="Calibri" w:hAnsi="Calibri"/>
-          <w:color w:val="111827"/>
-          <w:sz w:val="18"/>
-          <w:szCs w:val="18"/>
-        </w:rPr>
-        <w:t xml:space="preserve">Top 10 Finalist, Innov8 Ideathon by Microsoft Student Community</w:t>
-      </w:r>
-      <w:r>
-        <w:rPr>
-          <w:rFonts w:ascii="Calibri" w:cs="Calibri" w:eastAsia="Calibri" w:hAnsi="Calibri"/>
+        <w:t>AWARDS</w:t>
+      </w:r>
+    </w:p>
+    <w:p>
+      <w:pPr>
+        <w:spacing w:after="70"/>
+      </w:pPr>
+      <w:r>
+        <w:rPr>
+          <w:color w:val="111827"/>
+        </w:rPr>
+        <w:t>Top 10 Finalist, Innov8 Ideathon by Microsoft Student Community</w:t>
+      </w:r>
+      <w:r>
+        <w:rPr>
           <w:color w:val="4B5563"/>
-          <w:sz w:val="18"/>
-          <w:szCs w:val="18"/>
         </w:rPr>
         <w:t xml:space="preserve"> · TIP Manila, 2024</w:t>
       </w:r>
     </w:p>
     <w:p>
       <w:pPr>
-        <w:pStyle w:val="ListParagraph"/>
-        <w:numPr>
-          <w:ilvl w:val="0"/>
-          <w:numId w:val="2"/>
-        </w:numPr>
-        <w:spacing w:after="30"/>
-      </w:pPr>
-      <w:r>
-        <w:rPr>
-          <w:rFonts w:ascii="Calibri" w:cs="Calibri" w:eastAsia="Calibri" w:hAnsi="Calibri"/>
-          <w:color w:val="111827"/>
-          <w:sz w:val="18"/>
-          <w:szCs w:val="18"/>
-        </w:rPr>
-        <w:t xml:space="preserve">Best in Communication and Best Use of Expo Theme, SHS Expo</w:t>
-      </w:r>
-      <w:r>
-        <w:rPr>
-          <w:rFonts w:ascii="Calibri" w:cs="Calibri" w:eastAsia="Calibri" w:hAnsi="Calibri"/>
+        <w:spacing w:after="70"/>
+      </w:pPr>
+      <w:r>
+        <w:rPr>
+          <w:color w:val="111827"/>
+        </w:rPr>
+        <w:t>Best in Communication and Best Use of Expo Theme, SHS Expo</w:t>
+      </w:r>
+      <w:r>
+        <w:rPr>
           <w:color w:val="4B5563"/>
-          <w:sz w:val="18"/>
-          <w:szCs w:val="18"/>
         </w:rPr>
         <w:t xml:space="preserve"> · STI College Marikina, 2024</w:t>
       </w:r>
     </w:p>
     <w:p>
       <w:pPr>
-        <w:pStyle w:val="ListParagraph"/>
-        <w:numPr>
-          <w:ilvl w:val="0"/>
-          <w:numId w:val="2"/>
-        </w:numPr>
-        <w:spacing w:after="30"/>
-      </w:pPr>
-      <w:r>
-        <w:rPr>
-          <w:rFonts w:ascii="Calibri" w:cs="Calibri" w:eastAsia="Calibri" w:hAnsi="Calibri"/>
-          <w:color w:val="111827"/>
-          <w:sz w:val="18"/>
-          <w:szCs w:val="18"/>
-        </w:rPr>
-        <w:t xml:space="preserve">2nd Runner-up, Codefest Tagisan ng Talino</w:t>
-      </w:r>
-      <w:r>
-        <w:rPr>
-          <w:rFonts w:ascii="Calibri" w:cs="Calibri" w:eastAsia="Calibri" w:hAnsi="Calibri"/>
+        <w:spacing w:after="70"/>
+      </w:pPr>
+      <w:r>
+        <w:rPr>
+          <w:color w:val="111827"/>
+        </w:rPr>
+        <w:t>2nd Runner-up, Codefest Tagisan ng Talino</w:t>
+      </w:r>
+      <w:r>
+        <w:rPr>
           <w:color w:val="4B5563"/>
-          <w:sz w:val="18"/>
-          <w:szCs w:val="18"/>
         </w:rPr>
         <w:t xml:space="preserve"> · 2023</w:t>
       </w:r>
     </w:p>
     <w:p>
       <w:pPr>
-        <w:pStyle w:val="ListParagraph"/>
-        <w:numPr>
-          <w:ilvl w:val="0"/>
-          <w:numId w:val="2"/>
-        </w:numPr>
-        <w:spacing w:after="30"/>
-      </w:pPr>
-      <w:r>
-        <w:rPr>
-          <w:rFonts w:ascii="Calibri" w:cs="Calibri" w:eastAsia="Calibri" w:hAnsi="Calibri"/>
-          <w:color w:val="111827"/>
-          <w:sz w:val="18"/>
-          <w:szCs w:val="18"/>
-        </w:rPr>
-        <w:t xml:space="preserve">3rd Place, Interdepartmental General Information and Current Events Quiz Bee</w:t>
-      </w:r>
-      <w:r>
-        <w:rPr>
-          <w:rFonts w:ascii="Calibri" w:cs="Calibri" w:eastAsia="Calibri" w:hAnsi="Calibri"/>
+        <w:spacing w:after="70"/>
+      </w:pPr>
+      <w:r>
+        <w:rPr>
+          <w:color w:val="111827"/>
+        </w:rPr>
+        <w:t>3rd Place, Interdepartmental General Information and Current Events Quiz Bee</w:t>
+      </w:r>
+      <w:r>
+        <w:rPr>
           <w:color w:val="4B5563"/>
-          <w:sz w:val="18"/>
-          <w:szCs w:val="18"/>
         </w:rPr>
         <w:t xml:space="preserve"> · TIP Quezon City</w:t>
       </w:r>
     </w:p>
     <w:sectPr>
-      <w:pgSz w:w="11906" w:h="16838" w:orient="portrait"/>
+      <w:pgSz w:w="11906" w:h="16838"/>
       <w:pgMar w:top="620" w:right="850" w:bottom="560" w:left="850" w:header="708" w:footer="708" w:gutter="0"/>
-      <w:pgNumType/>
+      <w:cols w:space="720"/>
       <w:docGrid w:linePitch="360"/>
     </w:sectPr>
   </w:body>
 </w:document>
 </file>
 
-<file path=word/endnotes.xml><?xml version="1.0" encoding="utf-8"?>
-<w:endnotes xmlns:wpc="http://schemas.microsoft.com/office/word/2010/wordprocessingCanvas" xmlns:mc="http://schemas.openxmlformats.org/markup-compatibility/2006" xmlns:o="urn:schemas-microsoft-com:office:office" xmlns:r="http://schemas.openxmlformats.org/officeDocument/2006/relationships" xmlns:m="http://schemas.openxmlformats.org/officeDocument/2006/math" xmlns:v="urn:schemas-microsoft-com:vml" xmlns:wp14="http://schemas.microsoft.com/office/word/2010/wordprocessingDrawing" xmlns:wp="http://schemas.openxmlformats.org/drawingml/2006/wordprocessingDrawing" xmlns:w10="urn:schemas-microsoft-com:office:word" xmlns:w="http://schemas.openxmlformats.org/wordprocessingml/2006/main" xmlns:w14="http://schemas.microsoft.com/office/word/2010/wordml" xmlns:w15="http://schemas.microsoft.com/office/word/2012/wordml" xmlns:wpg="http://schemas.microsoft.com/office/word/2010/wordprocessingGroup" xmlns:wpi="http://schemas.microsoft.com/office/word/2010/wordprocessingInk" xmlns:wne="http://schemas.microsoft.com/office/word/2006/wordml" xmlns:wps="http://schemas.microsoft.com/office/word/2010/wordprocessingShape" mc:Ignorable="w14 w15 wp14">
-  <w:endnote w:type="separator" w:id="-1">
-    <w:p>
-      <w:pPr>
-        <w:spacing w:after="0" w:line="240" w:lineRule="auto"/>
-      </w:pPr>
-      <w:r>
-        <w:rPr>
-          <w:rStyle w:val="EndnoteReference"/>
-        </w:rPr>
-        <w:endnoteRef/>
-      </w:r>
-      <w:r>
-        <w:separator/>
-      </w:r>
-    </w:p>
-  </w:endnote>
-  <w:endnote w:type="continuationSeparator" w:id="0">
-    <w:p>
-      <w:pPr>
-        <w:spacing w:after="0" w:line="240" w:lineRule="auto"/>
-      </w:pPr>
-      <w:r>
-        <w:rPr>
-          <w:rStyle w:val="EndnoteReference"/>
-        </w:rPr>
-        <w:endnoteRef/>
-      </w:r>
-      <w:r>
-        <w:continuationSeparator/>
-      </w:r>
-    </w:p>
-  </w:endnote>
-</w:endnotes>
-</file>
-
-<file path=word/footnotes.xml><?xml version="1.0" encoding="utf-8"?>
-<w:footnotes xmlns:wpc="http://schemas.microsoft.com/office/word/2010/wordprocessingCanvas" xmlns:mc="http://schemas.openxmlformats.org/markup-compatibility/2006" xmlns:o="urn:schemas-microsoft-com:office:office" xmlns:r="http://schemas.openxmlformats.org/officeDocument/2006/relationships" xmlns:m="http://schemas.openxmlformats.org/officeDocument/2006/math" xmlns:v="urn:schemas-microsoft-com:vml" xmlns:wp14="http://schemas.microsoft.com/office/word/2010/wordprocessingDrawing" xmlns:wp="http://schemas.openxmlformats.org/drawingml/2006/wordprocessingDrawing" xmlns:w10="urn:schemas-microsoft-com:office:word" xmlns:w="http://schemas.openxmlformats.org/wordprocessingml/2006/main" xmlns:w14="http://schemas.microsoft.com/office/word/2010/wordml" xmlns:w15="http://schemas.microsoft.com/office/word/2012/wordml" xmlns:wpg="http://schemas.microsoft.com/office/word/2010/wordprocessingGroup" xmlns:wpi="http://schemas.microsoft.com/office/word/2010/wordprocessingInk" xmlns:wne="http://schemas.microsoft.com/office/word/2006/wordml" xmlns:wps="http://schemas.microsoft.com/office/word/2010/wordprocessingShape" mc:Ignorable="w14 w15 wp14">
-  <w:footnote w:type="separator" w:id="-1">
-    <w:p>
-      <w:pPr>
-        <w:spacing w:after="0" w:line="240" w:lineRule="auto"/>
-      </w:pPr>
-      <w:r>
-        <w:rPr>
-          <w:rStyle w:val="FootnoteReference"/>
-        </w:rPr>
-        <w:footnoteRef/>
-      </w:r>
-      <w:r>
-        <w:separator/>
-      </w:r>
-    </w:p>
-  </w:footnote>
-  <w:footnote w:type="continuationSeparator" w:id="0">
-    <w:p>
-      <w:pPr>
-        <w:spacing w:after="0" w:line="240" w:lineRule="auto"/>
-      </w:pPr>
-      <w:r>
-        <w:rPr>
-          <w:rStyle w:val="FootnoteReference"/>
-        </w:rPr>
-        <w:footnoteRef/>
-      </w:r>
-      <w:r>
-        <w:continuationSeparator/>
-      </w:r>
-    </w:p>
-  </w:footnote>
-</w:footnotes>
-</file>
-
 <file path=word/numbering.xml><?xml version="1.0" encoding="utf-8"?>
-<w:numbering xmlns:wpc="http://schemas.microsoft.com/office/word/2010/wordprocessingCanvas" xmlns:mc="http://schemas.openxmlformats.org/markup-compatibility/2006" xmlns:o="urn:schemas-microsoft-com:office:office" xmlns:r="http://schemas.openxmlformats.org/officeDocument/2006/relationships" xmlns:m="http://schemas.openxmlformats.org/officeDocument/2006/math" xmlns:v="urn:schemas-microsoft-com:vml" xmlns:wp14="http://schemas.microsoft.com/office/word/2010/wordprocessingDrawing" xmlns:wp="http://schemas.openxmlformats.org/drawingml/2006/wordprocessingDrawing" xmlns:w10="urn:schemas-microsoft-com:office:word" xmlns:w="http://schemas.openxmlformats.org/wordprocessingml/2006/main" xmlns:w14="http://schemas.microsoft.com/office/word/2010/wordml" xmlns:w15="http://schemas.microsoft.com/office/word/2012/wordml" xmlns:wpg="http://schemas.microsoft.com/office/word/2010/wordprocessingGroup" xmlns:wpi="http://schemas.microsoft.com/office/word/2010/wordprocessingInk" xmlns:wne="http://schemas.microsoft.com/office/word/2006/wordml" xmlns:wps="http://schemas.microsoft.com/office/word/2010/wordprocessingShape" mc:Ignorable="w14 w15 wp14">
+<w:numbering xmlns:wpc="http://schemas.microsoft.com/office/word/2010/wordprocessingCanvas" xmlns:cx="http://schemas.microsoft.com/office/drawing/2014/chartex" xmlns:cx1="http://schemas.microsoft.com/office/drawing/2015/9/8/chartex" xmlns:cx2="http://schemas.microsoft.com/office/drawing/2015/10/21/chartex" xmlns:cx3="http://schemas.microsoft.com/office/drawing/2016/5/9/chartex" xmlns:cx4="http://schemas.microsoft.com/office/drawing/2016/5/10/chartex" xmlns:cx5="http://schemas.microsoft.com/office/drawing/2016/5/11/chartex" xmlns:cx6="http://schemas.microsoft.com/office/drawing/2016/5/12/chartex" xmlns:cx7="http://schemas.microsoft.com/office/drawing/2016/5/13/chartex" xmlns:cx8="http://schemas.microsoft.com/office/drawing/2016/5/14/chartex" xmlns:mc="http://schemas.openxmlformats.org/markup-compatibility/2006" xmlns:aink="http://schemas.microsoft.com/office/drawing/2016/ink" xmlns:am3d="http://schemas.microsoft.com/office/drawing/2017/model3d" xmlns:o="urn:schemas-microsoft-com:office:office" xmlns:oel="http://schemas.microsoft.com/office/2019/extlst" xmlns:r="http://schemas.openxmlformats.org/officeDocument/2006/relationships" xmlns:m="http://schemas.openxmlformats.org/officeDocument/2006/math" xmlns:v="urn:schemas-microsoft-com:vml" xmlns:wp14="http://schemas.microsoft.com/office/word/2010/wordprocessingDrawing" xmlns:wp="http://schemas.openxmlformats.org/drawingml/2006/wordprocessingDrawing" xmlns:w10="urn:schemas-microsoft-com:office:word" xmlns:w="http://schemas.openxmlformats.org/wordprocessingml/2006/main" xmlns:w14="http://schemas.microsoft.com/office/word/2010/wordml" xmlns:w15="http://schemas.microsoft.com/office/word/2012/wordml" xmlns:w16cex="http://schemas.microsoft.com/office/word/2018/wordml/cex" xmlns:w16cid="http://schemas.microsoft.com/office/word/2016/wordml/cid" xmlns:w16="http://schemas.microsoft.com/office/word/2018/wordml" xmlns:w16du="http://schemas.microsoft.com/office/word/2023/wordml/word16du" xmlns:w16sdtdh="http://schemas.microsoft.com/office/word/2020/wordml/sdtdatahash" xmlns:w16sdtfl="http://schemas.microsoft.com/office/word/2024/wordml/sdtformatlock" xmlns:w16se="http://schemas.microsoft.com/office/word/2015/wordml/symex" xmlns:wpg="http://schemas.microsoft.com/office/word/2010/wordprocessingGroup" xmlns:wpi="http://schemas.microsoft.com/office/word/2010/wordprocessingInk" xmlns:wne="http://schemas.microsoft.com/office/word/2006/wordml" xmlns:wps="http://schemas.microsoft.com/office/word/2010/wordprocessingShape" mc:Ignorable="w14 w15 w16se w16cid w16 w16cex w16sdtdh w16sdtfl w16du wp14">
+  <w:abstractNum w:abstractNumId="0" w15:restartNumberingAfterBreak="0">
+    <w:nsid w:val="30D75D0D"/>
+    <w:multiLevelType w:val="hybridMultilevel"/>
+    <w:tmpl w:val="F32C9578"/>
+    <w:lvl w:ilvl="0" w:tplc="C8064622">
+      <w:start w:val="1"/>
+      <w:numFmt w:val="bullet"/>
+      <w:lvlText w:val="•"/>
+      <w:lvlJc w:val="left"/>
+      <w:pPr>
+        <w:ind w:left="200" w:hanging="200"/>
+      </w:pPr>
+      <w:rPr>
+        <w:color w:val="002168"/>
+      </w:rPr>
+    </w:lvl>
+    <w:lvl w:ilvl="1" w:tplc="180E4CEC">
+      <w:numFmt w:val="decimal"/>
+      <w:lvlText w:val=""/>
+      <w:lvlJc w:val="left"/>
+    </w:lvl>
+    <w:lvl w:ilvl="2" w:tplc="7C7AB30A">
+      <w:numFmt w:val="decimal"/>
+      <w:lvlText w:val=""/>
+      <w:lvlJc w:val="left"/>
+    </w:lvl>
+    <w:lvl w:ilvl="3" w:tplc="3E00FFA0">
+      <w:numFmt w:val="decimal"/>
+      <w:lvlText w:val=""/>
+      <w:lvlJc w:val="left"/>
+    </w:lvl>
+    <w:lvl w:ilvl="4" w:tplc="483ED4F6">
+      <w:numFmt w:val="decimal"/>
+      <w:lvlText w:val=""/>
+      <w:lvlJc w:val="left"/>
+    </w:lvl>
+    <w:lvl w:ilvl="5" w:tplc="704C7710">
+      <w:numFmt w:val="decimal"/>
+      <w:lvlText w:val=""/>
+      <w:lvlJc w:val="left"/>
+    </w:lvl>
+    <w:lvl w:ilvl="6" w:tplc="08D8BCC2">
+      <w:numFmt w:val="decimal"/>
+      <w:lvlText w:val=""/>
+      <w:lvlJc w:val="left"/>
+    </w:lvl>
+    <w:lvl w:ilvl="7" w:tplc="17987616">
+      <w:numFmt w:val="decimal"/>
+      <w:lvlText w:val=""/>
+      <w:lvlJc w:val="left"/>
+    </w:lvl>
+    <w:lvl w:ilvl="8" w:tplc="B688F8B8">
+      <w:numFmt w:val="decimal"/>
+      <w:lvlText w:val=""/>
+      <w:lvlJc w:val="left"/>
+    </w:lvl>
+  </w:abstractNum>
   <w:abstractNum w:abstractNumId="1" w15:restartNumberingAfterBreak="0">
+    <w:nsid w:val="3AA333D3"/>
     <w:multiLevelType w:val="hybridMultilevel"/>
-    <w:lvl w:ilvl="0" w:tentative="1">
+    <w:tmpl w:val="5E10DFD0"/>
+    <w:lvl w:ilvl="0" w:tplc="BB7AC5B4" w:tentative="1">
       <w:start w:val="1"/>
       <w:numFmt w:val="bullet"/>
       <w:lvlText w:val="●"/>
@@ -1345,7 +1121,7 @@
         <w:ind w:left="720" w:hanging="360"/>
       </w:pPr>
     </w:lvl>
-    <w:lvl w:ilvl="1" w:tentative="1">
+    <w:lvl w:ilvl="1" w:tplc="2960CB2C" w:tentative="1">
       <w:start w:val="1"/>
       <w:numFmt w:val="bullet"/>
       <w:lvlText w:val="○"/>
@@ -1354,7 +1130,7 @@
         <w:ind w:left="1440" w:hanging="360"/>
       </w:pPr>
     </w:lvl>
-    <w:lvl w:ilvl="2" w:tentative="1">
+    <w:lvl w:ilvl="2" w:tplc="013E1292" w:tentative="1">
       <w:start w:val="1"/>
       <w:numFmt w:val="bullet"/>
       <w:lvlText w:val="■"/>
@@ -1363,7 +1139,7 @@
         <w:ind w:left="2160" w:hanging="360"/>
       </w:pPr>
     </w:lvl>
-    <w:lvl w:ilvl="3" w:tentative="1">
+    <w:lvl w:ilvl="3" w:tplc="B05C4B98" w:tentative="1">
       <w:start w:val="1"/>
       <w:numFmt w:val="bullet"/>
       <w:lvlText w:val="●"/>
@@ -1372,7 +1148,7 @@
         <w:ind w:left="2880" w:hanging="360"/>
       </w:pPr>
     </w:lvl>
-    <w:lvl w:ilvl="4" w:tentative="1">
+    <w:lvl w:ilvl="4" w:tplc="86F032E8" w:tentative="1">
       <w:start w:val="1"/>
       <w:numFmt w:val="bullet"/>
       <w:lvlText w:val="○"/>
@@ -1381,7 +1157,7 @@
         <w:ind w:left="3600" w:hanging="360"/>
       </w:pPr>
     </w:lvl>
-    <w:lvl w:ilvl="5" w:tentative="1">
+    <w:lvl w:ilvl="5" w:tplc="4D785CA4" w:tentative="1">
       <w:start w:val="1"/>
       <w:numFmt w:val="bullet"/>
       <w:lvlText w:val="■"/>
@@ -1390,7 +1166,7 @@
         <w:ind w:left="4320" w:hanging="360"/>
       </w:pPr>
     </w:lvl>
-    <w:lvl w:ilvl="6" w:tentative="1">
+    <w:lvl w:ilvl="6" w:tplc="8A707A66" w:tentative="1">
       <w:start w:val="1"/>
       <w:numFmt w:val="bullet"/>
       <w:lvlText w:val="●"/>
@@ -1399,7 +1175,7 @@
         <w:ind w:left="5040" w:hanging="360"/>
       </w:pPr>
     </w:lvl>
-    <w:lvl w:ilvl="7" w:tentative="1">
+    <w:lvl w:ilvl="7" w:tplc="02EED9FE" w:tentative="1">
       <w:start w:val="1"/>
       <w:numFmt w:val="bullet"/>
       <w:lvlText w:val="●"/>
@@ -1408,7 +1184,7 @@
         <w:ind w:left="5760" w:hanging="360"/>
       </w:pPr>
     </w:lvl>
-    <w:lvl w:ilvl="8" w:tentative="1">
+    <w:lvl w:ilvl="8" w:tplc="67B03DA8" w:tentative="1">
       <w:start w:val="1"/>
       <w:numFmt w:val="bullet"/>
       <w:lvlText w:val="●"/>
@@ -1418,29 +1194,14 @@
       </w:pPr>
     </w:lvl>
   </w:abstractNum>
-  <w:abstractNum w:abstractNumId="2" w15:restartNumberingAfterBreak="0">
-    <w:multiLevelType w:val="hybridMultilevel"/>
-    <w:lvl w:ilvl="0" w:tentative="1">
-      <w:start w:val="1"/>
-      <w:numFmt w:val="bullet"/>
-      <w:lvlText w:val="•"/>
-      <w:lvlJc w:val="left"/>
-      <w:pPr>
-        <w:ind w:left="200" w:hanging="200"/>
-      </w:pPr>
-      <w:rPr>
-        <w:color w:val="002168"/>
-      </w:rPr>
-    </w:lvl>
-  </w:abstractNum>
-  <w:num w:numId="1">
+  <w:num w:numId="1" w16cid:durableId="1280987379">
     <w:abstractNumId w:val="1"/>
     <w:lvlOverride w:ilvl="0">
       <w:startOverride w:val="1"/>
     </w:lvlOverride>
   </w:num>
-  <w:num w:numId="2">
-    <w:abstractNumId w:val="2"/>
+  <w:num w:numId="2" w16cid:durableId="307367755">
+    <w:abstractNumId w:val="0"/>
     <w:lvlOverride w:ilvl="0">
       <w:startOverride w:val="1"/>
     </w:lvlOverride>
@@ -1449,36 +1210,413 @@
 </file>
 
 <file path=word/styles.xml><?xml version="1.0" encoding="utf-8"?>
-<w:styles xmlns:mc="http://schemas.openxmlformats.org/markup-compatibility/2006" xmlns:r="http://schemas.openxmlformats.org/officeDocument/2006/relationships" xmlns:w="http://schemas.openxmlformats.org/wordprocessingml/2006/main" xmlns:w14="http://schemas.microsoft.com/office/word/2010/wordml" xmlns:w15="http://schemas.microsoft.com/office/word/2012/wordml" mc:Ignorable="w14 w15">
+<w:styles xmlns:mc="http://schemas.openxmlformats.org/markup-compatibility/2006" xmlns:r="http://schemas.openxmlformats.org/officeDocument/2006/relationships" xmlns:w="http://schemas.openxmlformats.org/wordprocessingml/2006/main" xmlns:w14="http://schemas.microsoft.com/office/word/2010/wordml" xmlns:w15="http://schemas.microsoft.com/office/word/2012/wordml" xmlns:w16cex="http://schemas.microsoft.com/office/word/2018/wordml/cex" xmlns:w16cid="http://schemas.microsoft.com/office/word/2016/wordml/cid" xmlns:w16="http://schemas.microsoft.com/office/word/2018/wordml" xmlns:w16du="http://schemas.microsoft.com/office/word/2023/wordml/word16du" xmlns:w16sdtdh="http://schemas.microsoft.com/office/word/2020/wordml/sdtdatahash" xmlns:w16sdtfl="http://schemas.microsoft.com/office/word/2024/wordml/sdtformatlock" xmlns:w16se="http://schemas.microsoft.com/office/word/2015/wordml/symex" mc:Ignorable="w14 w15 w16se w16cid w16 w16cex w16sdtdh w16sdtfl w16du">
   <w:docDefaults>
     <w:rPrDefault>
       <w:rPr>
-        <w:rFonts w:ascii="Calibri" w:cs="Calibri" w:eastAsia="Calibri" w:hAnsi="Calibri"/>
+        <w:rFonts w:ascii="Calibri" w:eastAsia="Calibri" w:hAnsi="Calibri" w:cs="Calibri"/>
         <w:sz w:val="18"/>
         <w:szCs w:val="18"/>
+        <w:lang w:val="en-PH" w:eastAsia="en-PH" w:bidi="ar-SA"/>
       </w:rPr>
     </w:rPrDefault>
-    <w:pPrDefault/>
+    <w:pPrDefault>
+      <w:pPr>
+        <w:spacing w:line="252" w:lineRule="auto"/>
+      </w:pPr>
+    </w:pPrDefault>
   </w:docDefaults>
-  <w:style w:type="paragraph" w:styleId="Normal" w:default="1">
+  <w:latentStyles w:defLockedState="0" w:defUIPriority="99" w:defSemiHidden="0" w:defUnhideWhenUsed="0" w:defQFormat="0" w:count="376">
+    <w:lsdException w:name="Normal" w:uiPriority="0" w:qFormat="1"/>
+    <w:lsdException w:name="heading 1" w:uiPriority="9" w:qFormat="1"/>
+    <w:lsdException w:name="heading 2" w:semiHidden="1" w:uiPriority="9" w:unhideWhenUsed="1" w:qFormat="1"/>
+    <w:lsdException w:name="heading 3" w:semiHidden="1" w:uiPriority="9" w:unhideWhenUsed="1" w:qFormat="1"/>
+    <w:lsdException w:name="heading 4" w:semiHidden="1" w:uiPriority="9" w:unhideWhenUsed="1" w:qFormat="1"/>
+    <w:lsdException w:name="heading 5" w:semiHidden="1" w:uiPriority="9" w:unhideWhenUsed="1" w:qFormat="1"/>
+    <w:lsdException w:name="heading 6" w:semiHidden="1" w:uiPriority="9" w:unhideWhenUsed="1" w:qFormat="1"/>
+    <w:lsdException w:name="heading 7" w:semiHidden="1" w:uiPriority="9" w:unhideWhenUsed="1" w:qFormat="1"/>
+    <w:lsdException w:name="heading 8" w:semiHidden="1" w:uiPriority="9" w:unhideWhenUsed="1" w:qFormat="1"/>
+    <w:lsdException w:name="heading 9" w:semiHidden="1" w:uiPriority="9" w:unhideWhenUsed="1" w:qFormat="1"/>
+    <w:lsdException w:name="index 1" w:semiHidden="1" w:unhideWhenUsed="1"/>
+    <w:lsdException w:name="index 2" w:semiHidden="1" w:unhideWhenUsed="1"/>
+    <w:lsdException w:name="index 3" w:semiHidden="1" w:unhideWhenUsed="1"/>
+    <w:lsdException w:name="index 4" w:semiHidden="1" w:unhideWhenUsed="1"/>
+    <w:lsdException w:name="index 5" w:semiHidden="1" w:unhideWhenUsed="1"/>
+    <w:lsdException w:name="index 6" w:semiHidden="1" w:unhideWhenUsed="1"/>
+    <w:lsdException w:name="index 7" w:semiHidden="1" w:unhideWhenUsed="1"/>
+    <w:lsdException w:name="index 8" w:semiHidden="1" w:unhideWhenUsed="1"/>
+    <w:lsdException w:name="index 9" w:semiHidden="1" w:unhideWhenUsed="1"/>
+    <w:lsdException w:name="toc 1" w:semiHidden="1" w:uiPriority="39" w:unhideWhenUsed="1"/>
+    <w:lsdException w:name="toc 2" w:semiHidden="1" w:uiPriority="39" w:unhideWhenUsed="1"/>
+    <w:lsdException w:name="toc 3" w:semiHidden="1" w:uiPriority="39" w:unhideWhenUsed="1"/>
+    <w:lsdException w:name="toc 4" w:semiHidden="1" w:uiPriority="39" w:unhideWhenUsed="1"/>
+    <w:lsdException w:name="toc 5" w:semiHidden="1" w:uiPriority="39" w:unhideWhenUsed="1"/>
+    <w:lsdException w:name="toc 6" w:semiHidden="1" w:uiPriority="39" w:unhideWhenUsed="1"/>
+    <w:lsdException w:name="toc 7" w:semiHidden="1" w:uiPriority="39" w:unhideWhenUsed="1"/>
+    <w:lsdException w:name="toc 8" w:semiHidden="1" w:uiPriority="39" w:unhideWhenUsed="1"/>
+    <w:lsdException w:name="toc 9" w:semiHidden="1" w:uiPriority="39" w:unhideWhenUsed="1"/>
+    <w:lsdException w:name="Normal Indent" w:semiHidden="1" w:unhideWhenUsed="1"/>
+    <w:lsdException w:name="footnote text" w:semiHidden="1" w:unhideWhenUsed="1"/>
+    <w:lsdException w:name="annotation text" w:semiHidden="1" w:unhideWhenUsed="1"/>
+    <w:lsdException w:name="header" w:semiHidden="1" w:unhideWhenUsed="1"/>
+    <w:lsdException w:name="footer" w:semiHidden="1" w:unhideWhenUsed="1"/>
+    <w:lsdException w:name="index heading" w:semiHidden="1" w:unhideWhenUsed="1"/>
+    <w:lsdException w:name="caption" w:semiHidden="1" w:uiPriority="35" w:unhideWhenUsed="1" w:qFormat="1"/>
+    <w:lsdException w:name="table of figures" w:semiHidden="1" w:unhideWhenUsed="1"/>
+    <w:lsdException w:name="envelope address" w:semiHidden="1" w:unhideWhenUsed="1"/>
+    <w:lsdException w:name="envelope return" w:semiHidden="1" w:unhideWhenUsed="1"/>
+    <w:lsdException w:name="footnote reference" w:semiHidden="1" w:unhideWhenUsed="1"/>
+    <w:lsdException w:name="annotation reference" w:semiHidden="1" w:unhideWhenUsed="1"/>
+    <w:lsdException w:name="line number" w:semiHidden="1" w:unhideWhenUsed="1"/>
+    <w:lsdException w:name="page number" w:semiHidden="1" w:unhideWhenUsed="1"/>
+    <w:lsdException w:name="endnote reference" w:semiHidden="1" w:unhideWhenUsed="1"/>
+    <w:lsdException w:name="endnote text" w:semiHidden="1" w:unhideWhenUsed="1"/>
+    <w:lsdException w:name="table of authorities" w:semiHidden="1" w:unhideWhenUsed="1"/>
+    <w:lsdException w:name="macro" w:semiHidden="1" w:unhideWhenUsed="1"/>
+    <w:lsdException w:name="toa heading" w:semiHidden="1" w:unhideWhenUsed="1"/>
+    <w:lsdException w:name="List" w:semiHidden="1" w:unhideWhenUsed="1"/>
+    <w:lsdException w:name="List Bullet" w:semiHidden="1" w:unhideWhenUsed="1"/>
+    <w:lsdException w:name="List Number" w:semiHidden="1" w:unhideWhenUsed="1"/>
+    <w:lsdException w:name="List 2" w:semiHidden="1" w:unhideWhenUsed="1"/>
+    <w:lsdException w:name="List 3" w:semiHidden="1" w:unhideWhenUsed="1"/>
+    <w:lsdException w:name="List 4" w:semiHidden="1" w:unhideWhenUsed="1"/>
+    <w:lsdException w:name="List 5" w:semiHidden="1" w:unhideWhenUsed="1"/>
+    <w:lsdException w:name="List Bullet 2" w:semiHidden="1" w:unhideWhenUsed="1"/>
+    <w:lsdException w:name="List Bullet 3" w:semiHidden="1" w:unhideWhenUsed="1"/>
+    <w:lsdException w:name="List Bullet 4" w:semiHidden="1" w:unhideWhenUsed="1"/>
+    <w:lsdException w:name="List Bullet 5" w:semiHidden="1" w:unhideWhenUsed="1"/>
+    <w:lsdException w:name="List Number 2" w:semiHidden="1" w:unhideWhenUsed="1"/>
+    <w:lsdException w:name="List Number 3" w:semiHidden="1" w:unhideWhenUsed="1"/>
+    <w:lsdException w:name="List Number 4" w:semiHidden="1" w:unhideWhenUsed="1"/>
+    <w:lsdException w:name="List Number 5" w:semiHidden="1" w:unhideWhenUsed="1"/>
+    <w:lsdException w:name="Title" w:uiPriority="10" w:qFormat="1"/>
+    <w:lsdException w:name="Closing" w:semiHidden="1" w:unhideWhenUsed="1"/>
+    <w:lsdException w:name="Signature" w:semiHidden="1" w:unhideWhenUsed="1"/>
+    <w:lsdException w:name="Default Paragraph Font" w:semiHidden="1" w:uiPriority="1" w:unhideWhenUsed="1"/>
+    <w:lsdException w:name="Body Text" w:semiHidden="1" w:unhideWhenUsed="1"/>
+    <w:lsdException w:name="Body Text Indent" w:semiHidden="1" w:unhideWhenUsed="1"/>
+    <w:lsdException w:name="List Continue" w:semiHidden="1" w:unhideWhenUsed="1"/>
+    <w:lsdException w:name="List Continue 2" w:semiHidden="1" w:unhideWhenUsed="1"/>
+    <w:lsdException w:name="List Continue 3" w:semiHidden="1" w:unhideWhenUsed="1"/>
+    <w:lsdException w:name="List Continue 4" w:semiHidden="1" w:unhideWhenUsed="1"/>
+    <w:lsdException w:name="List Continue 5" w:semiHidden="1" w:unhideWhenUsed="1"/>
+    <w:lsdException w:name="Message Header" w:semiHidden="1" w:unhideWhenUsed="1"/>
+    <w:lsdException w:name="Subtitle" w:uiPriority="11" w:qFormat="1"/>
+    <w:lsdException w:name="Salutation" w:semiHidden="1" w:unhideWhenUsed="1"/>
+    <w:lsdException w:name="Date" w:semiHidden="1" w:unhideWhenUsed="1"/>
+    <w:lsdException w:name="Body Text First Indent" w:semiHidden="1" w:unhideWhenUsed="1"/>
+    <w:lsdException w:name="Body Text First Indent 2" w:semiHidden="1" w:unhideWhenUsed="1"/>
+    <w:lsdException w:name="Note Heading" w:semiHidden="1" w:unhideWhenUsed="1"/>
+    <w:lsdException w:name="Body Text 2" w:semiHidden="1" w:unhideWhenUsed="1"/>
+    <w:lsdException w:name="Body Text 3" w:semiHidden="1" w:unhideWhenUsed="1"/>
+    <w:lsdException w:name="Body Text Indent 2" w:semiHidden="1" w:unhideWhenUsed="1"/>
+    <w:lsdException w:name="Body Text Indent 3" w:semiHidden="1" w:unhideWhenUsed="1"/>
+    <w:lsdException w:name="Block Text" w:semiHidden="1" w:unhideWhenUsed="1"/>
+    <w:lsdException w:name="Hyperlink" w:semiHidden="1" w:unhideWhenUsed="1"/>
+    <w:lsdException w:name="FollowedHyperlink" w:semiHidden="1" w:unhideWhenUsed="1"/>
+    <w:lsdException w:name="Strong" w:uiPriority="22" w:qFormat="1"/>
+    <w:lsdException w:name="Emphasis" w:uiPriority="20" w:qFormat="1"/>
+    <w:lsdException w:name="Document Map" w:semiHidden="1" w:unhideWhenUsed="1"/>
+    <w:lsdException w:name="Plain Text" w:semiHidden="1" w:unhideWhenUsed="1"/>
+    <w:lsdException w:name="E-mail Signature" w:semiHidden="1" w:unhideWhenUsed="1"/>
+    <w:lsdException w:name="HTML Top of Form" w:semiHidden="1" w:unhideWhenUsed="1"/>
+    <w:lsdException w:name="HTML Bottom of Form" w:semiHidden="1" w:unhideWhenUsed="1"/>
+    <w:lsdException w:name="Normal (Web)" w:semiHidden="1" w:unhideWhenUsed="1"/>
+    <w:lsdException w:name="HTML Acronym" w:semiHidden="1" w:unhideWhenUsed="1"/>
+    <w:lsdException w:name="HTML Address" w:semiHidden="1" w:unhideWhenUsed="1"/>
+    <w:lsdException w:name="HTML Cite" w:semiHidden="1" w:unhideWhenUsed="1"/>
+    <w:lsdException w:name="HTML Code" w:semiHidden="1" w:unhideWhenUsed="1"/>
+    <w:lsdException w:name="HTML Definition" w:semiHidden="1" w:unhideWhenUsed="1"/>
+    <w:lsdException w:name="HTML Keyboard" w:semiHidden="1" w:unhideWhenUsed="1"/>
+    <w:lsdException w:name="HTML Preformatted" w:semiHidden="1" w:unhideWhenUsed="1"/>
+    <w:lsdException w:name="HTML Sample" w:semiHidden="1" w:unhideWhenUsed="1"/>
+    <w:lsdException w:name="HTML Typewriter" w:semiHidden="1" w:unhideWhenUsed="1"/>
+    <w:lsdException w:name="HTML Variable" w:semiHidden="1" w:unhideWhenUsed="1"/>
+    <w:lsdException w:name="Normal Table" w:semiHidden="1" w:unhideWhenUsed="1"/>
+    <w:lsdException w:name="annotation subject" w:semiHidden="1" w:unhideWhenUsed="1"/>
+    <w:lsdException w:name="No List" w:semiHidden="1" w:unhideWhenUsed="1"/>
+    <w:lsdException w:name="Outline List 1" w:semiHidden="1" w:unhideWhenUsed="1"/>
+    <w:lsdException w:name="Outline List 2" w:semiHidden="1" w:unhideWhenUsed="1"/>
+    <w:lsdException w:name="Outline List 3" w:semiHidden="1" w:unhideWhenUsed="1"/>
+    <w:lsdException w:name="Table Simple 1" w:semiHidden="1" w:unhideWhenUsed="1"/>
+    <w:lsdException w:name="Table Simple 2" w:semiHidden="1" w:unhideWhenUsed="1"/>
+    <w:lsdException w:name="Table Simple 3" w:semiHidden="1" w:unhideWhenUsed="1"/>
+    <w:lsdException w:name="Table Classic 1" w:semiHidden="1" w:unhideWhenUsed="1"/>
+    <w:lsdException w:name="Table Classic 2" w:semiHidden="1" w:unhideWhenUsed="1"/>
+    <w:lsdException w:name="Table Classic 3" w:semiHidden="1" w:unhideWhenUsed="1"/>
+    <w:lsdException w:name="Table Classic 4" w:semiHidden="1" w:unhideWhenUsed="1"/>
+    <w:lsdException w:name="Table Colorful 1" w:semiHidden="1" w:unhideWhenUsed="1"/>
+    <w:lsdException w:name="Table Colorful 2" w:semiHidden="1" w:unhideWhenUsed="1"/>
+    <w:lsdException w:name="Table Colorful 3" w:semiHidden="1" w:unhideWhenUsed="1"/>
+    <w:lsdException w:name="Table Columns 1" w:semiHidden="1" w:unhideWhenUsed="1"/>
+    <w:lsdException w:name="Table Columns 2" w:semiHidden="1" w:unhideWhenUsed="1"/>
+    <w:lsdException w:name="Table Columns 3" w:semiHidden="1" w:unhideWhenUsed="1"/>
+    <w:lsdException w:name="Table Columns 4" w:semiHidden="1" w:unhideWhenUsed="1"/>
+    <w:lsdException w:name="Table Columns 5" w:semiHidden="1" w:unhideWhenUsed="1"/>
+    <w:lsdException w:name="Table Grid 1" w:semiHidden="1" w:unhideWhenUsed="1"/>
+    <w:lsdException w:name="Table Grid 2" w:semiHidden="1" w:unhideWhenUsed="1"/>
+    <w:lsdException w:name="Table Grid 3" w:semiHidden="1" w:unhideWhenUsed="1"/>
+    <w:lsdException w:name="Table Grid 4" w:semiHidden="1" w:unhideWhenUsed="1"/>
+    <w:lsdException w:name="Table Grid 5" w:semiHidden="1" w:unhideWhenUsed="1"/>
+    <w:lsdException w:name="Table Grid 6" w:semiHidden="1" w:unhideWhenUsed="1"/>
+    <w:lsdException w:name="Table Grid 7" w:semiHidden="1" w:unhideWhenUsed="1"/>
+    <w:lsdException w:name="Table Grid 8" w:semiHidden="1" w:unhideWhenUsed="1"/>
+    <w:lsdException w:name="Table List 1" w:semiHidden="1" w:unhideWhenUsed="1"/>
+    <w:lsdException w:name="Table List 2" w:semiHidden="1" w:unhideWhenUsed="1"/>
+    <w:lsdException w:name="Table List 3" w:semiHidden="1" w:unhideWhenUsed="1"/>
+    <w:lsdException w:name="Table List 4" w:semiHidden="1" w:unhideWhenUsed="1"/>
+    <w:lsdException w:name="Table List 5" w:semiHidden="1" w:unhideWhenUsed="1"/>
+    <w:lsdException w:name="Table List 6" w:semiHidden="1" w:unhideWhenUsed="1"/>
+    <w:lsdException w:name="Table List 7" w:semiHidden="1" w:unhideWhenUsed="1"/>
+    <w:lsdException w:name="Table List 8" w:semiHidden="1" w:unhideWhenUsed="1"/>
+    <w:lsdException w:name="Table 3D effects 1" w:semiHidden="1" w:unhideWhenUsed="1"/>
+    <w:lsdException w:name="Table 3D effects 2" w:semiHidden="1" w:unhideWhenUsed="1"/>
+    <w:lsdException w:name="Table 3D effects 3" w:semiHidden="1" w:unhideWhenUsed="1"/>
+    <w:lsdException w:name="Table Contemporary" w:semiHidden="1" w:unhideWhenUsed="1"/>
+    <w:lsdException w:name="Table Elegant" w:semiHidden="1" w:unhideWhenUsed="1"/>
+    <w:lsdException w:name="Table Professional" w:semiHidden="1" w:unhideWhenUsed="1"/>
+    <w:lsdException w:name="Table Subtle 1" w:semiHidden="1" w:unhideWhenUsed="1"/>
+    <w:lsdException w:name="Table Subtle 2" w:semiHidden="1" w:unhideWhenUsed="1"/>
+    <w:lsdException w:name="Table Web 1" w:semiHidden="1" w:unhideWhenUsed="1"/>
+    <w:lsdException w:name="Table Web 2" w:semiHidden="1" w:unhideWhenUsed="1"/>
+    <w:lsdException w:name="Table Web 3" w:semiHidden="1" w:unhideWhenUsed="1"/>
+    <w:lsdException w:name="Balloon Text" w:semiHidden="1" w:unhideWhenUsed="1"/>
+    <w:lsdException w:name="Table Grid" w:uiPriority="39"/>
+    <w:lsdException w:name="Table Theme" w:semiHidden="1" w:unhideWhenUsed="1"/>
+    <w:lsdException w:name="Placeholder Text" w:semiHidden="1"/>
+    <w:lsdException w:name="No Spacing" w:uiPriority="1" w:qFormat="1"/>
+    <w:lsdException w:name="Light Shading" w:uiPriority="60"/>
+    <w:lsdException w:name="Light List" w:uiPriority="61"/>
+    <w:lsdException w:name="Light Grid" w:uiPriority="62"/>
+    <w:lsdException w:name="Medium Shading 1" w:uiPriority="63"/>
+    <w:lsdException w:name="Medium Shading 2" w:uiPriority="64"/>
+    <w:lsdException w:name="Medium List 1" w:uiPriority="65"/>
+    <w:lsdException w:name="Medium List 2" w:uiPriority="66"/>
+    <w:lsdException w:name="Medium Grid 1" w:uiPriority="67"/>
+    <w:lsdException w:name="Medium Grid 2" w:uiPriority="68"/>
+    <w:lsdException w:name="Medium Grid 3" w:uiPriority="69"/>
+    <w:lsdException w:name="Dark List" w:uiPriority="70"/>
+    <w:lsdException w:name="Colorful Shading" w:uiPriority="71"/>
+    <w:lsdException w:name="Colorful List" w:uiPriority="72"/>
+    <w:lsdException w:name="Colorful Grid" w:uiPriority="73"/>
+    <w:lsdException w:name="Light Shading Accent 1" w:uiPriority="60"/>
+    <w:lsdException w:name="Light List Accent 1" w:uiPriority="61"/>
+    <w:lsdException w:name="Light Grid Accent 1" w:uiPriority="62"/>
+    <w:lsdException w:name="Medium Shading 1 Accent 1" w:uiPriority="63"/>
+    <w:lsdException w:name="Medium Shading 2 Accent 1" w:uiPriority="64"/>
+    <w:lsdException w:name="Medium List 1 Accent 1" w:uiPriority="65"/>
+    <w:lsdException w:name="Revision" w:semiHidden="1"/>
+    <w:lsdException w:name="List Paragraph" w:uiPriority="34" w:qFormat="1"/>
+    <w:lsdException w:name="Quote" w:uiPriority="29" w:qFormat="1"/>
+    <w:lsdException w:name="Intense Quote" w:uiPriority="30" w:qFormat="1"/>
+    <w:lsdException w:name="Medium List 2 Accent 1" w:uiPriority="66"/>
+    <w:lsdException w:name="Medium Grid 1 Accent 1" w:uiPriority="67"/>
+    <w:lsdException w:name="Medium Grid 2 Accent 1" w:uiPriority="68"/>
+    <w:lsdException w:name="Medium Grid 3 Accent 1" w:uiPriority="69"/>
+    <w:lsdException w:name="Dark List Accent 1" w:uiPriority="70"/>
+    <w:lsdException w:name="Colorful Shading Accent 1" w:uiPriority="71"/>
+    <w:lsdException w:name="Colorful List Accent 1" w:uiPriority="72"/>
+    <w:lsdException w:name="Colorful Grid Accent 1" w:uiPriority="73"/>
+    <w:lsdException w:name="Light Shading Accent 2" w:uiPriority="60"/>
+    <w:lsdException w:name="Light List Accent 2" w:uiPriority="61"/>
+    <w:lsdException w:name="Light Grid Accent 2" w:uiPriority="62"/>
+    <w:lsdException w:name="Medium Shading 1 Accent 2" w:uiPriority="63"/>
+    <w:lsdException w:name="Medium Shading 2 Accent 2" w:uiPriority="64"/>
+    <w:lsdException w:name="Medium List 1 Accent 2" w:uiPriority="65"/>
+    <w:lsdException w:name="Medium List 2 Accent 2" w:uiPriority="66"/>
+    <w:lsdException w:name="Medium Grid 1 Accent 2" w:uiPriority="67"/>
+    <w:lsdException w:name="Medium Grid 2 Accent 2" w:uiPriority="68"/>
+    <w:lsdException w:name="Medium Grid 3 Accent 2" w:uiPriority="69"/>
+    <w:lsdException w:name="Dark List Accent 2" w:uiPriority="70"/>
+    <w:lsdException w:name="Colorful Shading Accent 2" w:uiPriority="71"/>
+    <w:lsdException w:name="Colorful List Accent 2" w:uiPriority="72"/>
+    <w:lsdException w:name="Colorful Grid Accent 2" w:uiPriority="73"/>
+    <w:lsdException w:name="Light Shading Accent 3" w:uiPriority="60"/>
+    <w:lsdException w:name="Light List Accent 3" w:uiPriority="61"/>
+    <w:lsdException w:name="Light Grid Accent 3" w:uiPriority="62"/>
+    <w:lsdException w:name="Medium Shading 1 Accent 3" w:uiPriority="63"/>
+    <w:lsdException w:name="Medium Shading 2 Accent 3" w:uiPriority="64"/>
+    <w:lsdException w:name="Medium List 1 Accent 3" w:uiPriority="65"/>
+    <w:lsdException w:name="Medium List 2 Accent 3" w:uiPriority="66"/>
+    <w:lsdException w:name="Medium Grid 1 Accent 3" w:uiPriority="67"/>
+    <w:lsdException w:name="Medium Grid 2 Accent 3" w:uiPriority="68"/>
+    <w:lsdException w:name="Medium Grid 3 Accent 3" w:uiPriority="69"/>
+    <w:lsdException w:name="Dark List Accent 3" w:uiPriority="70"/>
+    <w:lsdException w:name="Colorful Shading Accent 3" w:uiPriority="71"/>
+    <w:lsdException w:name="Colorful List Accent 3" w:uiPriority="72"/>
+    <w:lsdException w:name="Colorful Grid Accent 3" w:uiPriority="73"/>
+    <w:lsdException w:name="Light Shading Accent 4" w:uiPriority="60"/>
+    <w:lsdException w:name="Light List Accent 4" w:uiPriority="61"/>
+    <w:lsdException w:name="Light Grid Accent 4" w:uiPriority="62"/>
+    <w:lsdException w:name="Medium Shading 1 Accent 4" w:uiPriority="63"/>
+    <w:lsdException w:name="Medium Shading 2 Accent 4" w:uiPriority="64"/>
+    <w:lsdException w:name="Medium List 1 Accent 4" w:uiPriority="65"/>
+    <w:lsdException w:name="Medium List 2 Accent 4" w:uiPriority="66"/>
+    <w:lsdException w:name="Medium Grid 1 Accent 4" w:uiPriority="67"/>
+    <w:lsdException w:name="Medium Grid 2 Accent 4" w:uiPriority="68"/>
+    <w:lsdException w:name="Medium Grid 3 Accent 4" w:uiPriority="69"/>
+    <w:lsdException w:name="Dark List Accent 4" w:uiPriority="70"/>
+    <w:lsdException w:name="Colorful Shading Accent 4" w:uiPriority="71"/>
+    <w:lsdException w:name="Colorful List Accent 4" w:uiPriority="72"/>
+    <w:lsdException w:name="Colorful Grid Accent 4" w:uiPriority="73"/>
+    <w:lsdException w:name="Light Shading Accent 5" w:uiPriority="60"/>
+    <w:lsdException w:name="Light List Accent 5" w:uiPriority="61"/>
+    <w:lsdException w:name="Light Grid Accent 5" w:uiPriority="62"/>
+    <w:lsdException w:name="Medium Shading 1 Accent 5" w:uiPriority="63"/>
+    <w:lsdException w:name="Medium Shading 2 Accent 5" w:uiPriority="64"/>
+    <w:lsdException w:name="Medium List 1 Accent 5" w:uiPriority="65"/>
+    <w:lsdException w:name="Medium List 2 Accent 5" w:uiPriority="66"/>
+    <w:lsdException w:name="Medium Grid 1 Accent 5" w:uiPriority="67"/>
+    <w:lsdException w:name="Medium Grid 2 Accent 5" w:uiPriority="68"/>
+    <w:lsdException w:name="Medium Grid 3 Accent 5" w:uiPriority="69"/>
+    <w:lsdException w:name="Dark List Accent 5" w:uiPriority="70"/>
+    <w:lsdException w:name="Colorful Shading Accent 5" w:uiPriority="71"/>
+    <w:lsdException w:name="Colorful List Accent 5" w:uiPriority="72"/>
+    <w:lsdException w:name="Colorful Grid Accent 5" w:uiPriority="73"/>
+    <w:lsdException w:name="Light Shading Accent 6" w:uiPriority="60"/>
+    <w:lsdException w:name="Light List Accent 6" w:uiPriority="61"/>
+    <w:lsdException w:name="Light Grid Accent 6" w:uiPriority="62"/>
+    <w:lsdException w:name="Medium Shading 1 Accent 6" w:uiPriority="63"/>
+    <w:lsdException w:name="Medium Shading 2 Accent 6" w:uiPriority="64"/>
+    <w:lsdException w:name="Medium List 1 Accent 6" w:uiPriority="65"/>
+    <w:lsdException w:name="Medium List 2 Accent 6" w:uiPriority="66"/>
+    <w:lsdException w:name="Medium Grid 1 Accent 6" w:uiPriority="67"/>
+    <w:lsdException w:name="Medium Grid 2 Accent 6" w:uiPriority="68"/>
+    <w:lsdException w:name="Medium Grid 3 Accent 6" w:uiPriority="69"/>
+    <w:lsdException w:name="Dark List Accent 6" w:uiPriority="70"/>
+    <w:lsdException w:name="Colorful Shading Accent 6" w:uiPriority="71"/>
+    <w:lsdException w:name="Colorful List Accent 6" w:uiPriority="72"/>
+    <w:lsdException w:name="Colorful Grid Accent 6" w:uiPriority="73"/>
+    <w:lsdException w:name="Subtle Emphasis" w:uiPriority="19" w:qFormat="1"/>
+    <w:lsdException w:name="Intense Emphasis" w:uiPriority="21" w:qFormat="1"/>
+    <w:lsdException w:name="Subtle Reference" w:uiPriority="31" w:qFormat="1"/>
+    <w:lsdException w:name="Intense Reference" w:uiPriority="32" w:qFormat="1"/>
+    <w:lsdException w:name="Book Title" w:uiPriority="33" w:qFormat="1"/>
+    <w:lsdException w:name="Bibliography" w:semiHidden="1" w:uiPriority="37" w:unhideWhenUsed="1"/>
+    <w:lsdException w:name="TOC Heading" w:semiHidden="1" w:uiPriority="39" w:unhideWhenUsed="1" w:qFormat="1"/>
+    <w:lsdException w:name="Plain Table 1" w:uiPriority="41"/>
+    <w:lsdException w:name="Plain Table 2" w:uiPriority="42"/>
+    <w:lsdException w:name="Plain Table 3" w:uiPriority="43"/>
+    <w:lsdException w:name="Plain Table 4" w:uiPriority="44"/>
+    <w:lsdException w:name="Plain Table 5" w:uiPriority="45"/>
+    <w:lsdException w:name="Grid Table Light" w:uiPriority="40"/>
+    <w:lsdException w:name="Grid Table 1 Light" w:uiPriority="46"/>
+    <w:lsdException w:name="Grid Table 2" w:uiPriority="47"/>
+    <w:lsdException w:name="Grid Table 3" w:uiPriority="48"/>
+    <w:lsdException w:name="Grid Table 4" w:uiPriority="49"/>
+    <w:lsdException w:name="Grid Table 5 Dark" w:uiPriority="50"/>
+    <w:lsdException w:name="Grid Table 6 Colorful" w:uiPriority="51"/>
+    <w:lsdException w:name="Grid Table 7 Colorful" w:uiPriority="52"/>
+    <w:lsdException w:name="Grid Table 1 Light Accent 1" w:uiPriority="46"/>
+    <w:lsdException w:name="Grid Table 2 Accent 1" w:uiPriority="47"/>
+    <w:lsdException w:name="Grid Table 3 Accent 1" w:uiPriority="48"/>
+    <w:lsdException w:name="Grid Table 4 Accent 1" w:uiPriority="49"/>
+    <w:lsdException w:name="Grid Table 5 Dark Accent 1" w:uiPriority="50"/>
+    <w:lsdException w:name="Grid Table 6 Colorful Accent 1" w:uiPriority="51"/>
+    <w:lsdException w:name="Grid Table 7 Colorful Accent 1" w:uiPriority="52"/>
+    <w:lsdException w:name="Grid Table 1 Light Accent 2" w:uiPriority="46"/>
+    <w:lsdException w:name="Grid Table 2 Accent 2" w:uiPriority="47"/>
+    <w:lsdException w:name="Grid Table 3 Accent 2" w:uiPriority="48"/>
+    <w:lsdException w:name="Grid Table 4 Accent 2" w:uiPriority="49"/>
+    <w:lsdException w:name="Grid Table 5 Dark Accent 2" w:uiPriority="50"/>
+    <w:lsdException w:name="Grid Table 6 Colorful Accent 2" w:uiPriority="51"/>
+    <w:lsdException w:name="Grid Table 7 Colorful Accent 2" w:uiPriority="52"/>
+    <w:lsdException w:name="Grid Table 1 Light Accent 3" w:uiPriority="46"/>
+    <w:lsdException w:name="Grid Table 2 Accent 3" w:uiPriority="47"/>
+    <w:lsdException w:name="Grid Table 3 Accent 3" w:uiPriority="48"/>
+    <w:lsdException w:name="Grid Table 4 Accent 3" w:uiPriority="49"/>
+    <w:lsdException w:name="Grid Table 5 Dark Accent 3" w:uiPriority="50"/>
+    <w:lsdException w:name="Grid Table 6 Colorful Accent 3" w:uiPriority="51"/>
+    <w:lsdException w:name="Grid Table 7 Colorful Accent 3" w:uiPriority="52"/>
+    <w:lsdException w:name="Grid Table 1 Light Accent 4" w:uiPriority="46"/>
+    <w:lsdException w:name="Grid Table 2 Accent 4" w:uiPriority="47"/>
+    <w:lsdException w:name="Grid Table 3 Accent 4" w:uiPriority="48"/>
+    <w:lsdException w:name="Grid Table 4 Accent 4" w:uiPriority="49"/>
+    <w:lsdException w:name="Grid Table 5 Dark Accent 4" w:uiPriority="50"/>
+    <w:lsdException w:name="Grid Table 6 Colorful Accent 4" w:uiPriority="51"/>
+    <w:lsdException w:name="Grid Table 7 Colorful Accent 4" w:uiPriority="52"/>
+    <w:lsdException w:name="Grid Table 1 Light Accent 5" w:uiPriority="46"/>
+    <w:lsdException w:name="Grid Table 2 Accent 5" w:uiPriority="47"/>
+    <w:lsdException w:name="Grid Table 3 Accent 5" w:uiPriority="48"/>
+    <w:lsdException w:name="Grid Table 4 Accent 5" w:uiPriority="49"/>
+    <w:lsdException w:name="Grid Table 5 Dark Accent 5" w:uiPriority="50"/>
+    <w:lsdException w:name="Grid Table 6 Colorful Accent 5" w:uiPriority="51"/>
+    <w:lsdException w:name="Grid Table 7 Colorful Accent 5" w:uiPriority="52"/>
+    <w:lsdException w:name="Grid Table 1 Light Accent 6" w:uiPriority="46"/>
+    <w:lsdException w:name="Grid Table 2 Accent 6" w:uiPriority="47"/>
+    <w:lsdException w:name="Grid Table 3 Accent 6" w:uiPriority="48"/>
+    <w:lsdException w:name="Grid Table 4 Accent 6" w:uiPriority="49"/>
+    <w:lsdException w:name="Grid Table 5 Dark Accent 6" w:uiPriority="50"/>
+    <w:lsdException w:name="Grid Table 6 Colorful Accent 6" w:uiPriority="51"/>
+    <w:lsdException w:name="Grid Table 7 Colorful Accent 6" w:uiPriority="52"/>
+    <w:lsdException w:name="List Table 1 Light" w:uiPriority="46"/>
+    <w:lsdException w:name="List Table 2" w:uiPriority="47"/>
+    <w:lsdException w:name="List Table 3" w:uiPriority="48"/>
+    <w:lsdException w:name="List Table 4" w:uiPriority="49"/>
+    <w:lsdException w:name="List Table 5 Dark" w:uiPriority="50"/>
+    <w:lsdException w:name="List Table 6 Colorful" w:uiPriority="51"/>
+    <w:lsdException w:name="List Table 7 Colorful" w:uiPriority="52"/>
+    <w:lsdException w:name="List Table 1 Light Accent 1" w:uiPriority="46"/>
+    <w:lsdException w:name="List Table 2 Accent 1" w:uiPriority="47"/>
+    <w:lsdException w:name="List Table 3 Accent 1" w:uiPriority="48"/>
+    <w:lsdException w:name="List Table 4 Accent 1" w:uiPriority="49"/>
+    <w:lsdException w:name="List Table 5 Dark Accent 1" w:uiPriority="50"/>
+    <w:lsdException w:name="List Table 6 Colorful Accent 1" w:uiPriority="51"/>
+    <w:lsdException w:name="List Table 7 Colorful Accent 1" w:uiPriority="52"/>
+    <w:lsdException w:name="List Table 1 Light Accent 2" w:uiPriority="46"/>
+    <w:lsdException w:name="List Table 2 Accent 2" w:uiPriority="47"/>
+    <w:lsdException w:name="List Table 3 Accent 2" w:uiPriority="48"/>
+    <w:lsdException w:name="List Table 4 Accent 2" w:uiPriority="49"/>
+    <w:lsdException w:name="List Table 5 Dark Accent 2" w:uiPriority="50"/>
+    <w:lsdException w:name="List Table 6 Colorful Accent 2" w:uiPriority="51"/>
+    <w:lsdException w:name="List Table 7 Colorful Accent 2" w:uiPriority="52"/>
+    <w:lsdException w:name="List Table 1 Light Accent 3" w:uiPriority="46"/>
+    <w:lsdException w:name="List Table 2 Accent 3" w:uiPriority="47"/>
+    <w:lsdException w:name="List Table 3 Accent 3" w:uiPriority="48"/>
+    <w:lsdException w:name="List Table 4 Accent 3" w:uiPriority="49"/>
+    <w:lsdException w:name="List Table 5 Dark Accent 3" w:uiPriority="50"/>
+    <w:lsdException w:name="List Table 6 Colorful Accent 3" w:uiPriority="51"/>
+    <w:lsdException w:name="List Table 7 Colorful Accent 3" w:uiPriority="52"/>
+    <w:lsdException w:name="List Table 1 Light Accent 4" w:uiPriority="46"/>
+    <w:lsdException w:name="List Table 2 Accent 4" w:uiPriority="47"/>
+    <w:lsdException w:name="List Table 3 Accent 4" w:uiPriority="48"/>
+    <w:lsdException w:name="List Table 4 Accent 4" w:uiPriority="49"/>
+    <w:lsdException w:name="List Table 5 Dark Accent 4" w:uiPriority="50"/>
+    <w:lsdException w:name="List Table 6 Colorful Accent 4" w:uiPriority="51"/>
+    <w:lsdException w:name="List Table 7 Colorful Accent 4" w:uiPriority="52"/>
+    <w:lsdException w:name="List Table 1 Light Accent 5" w:uiPriority="46"/>
+    <w:lsdException w:name="List Table 2 Accent 5" w:uiPriority="47"/>
+    <w:lsdException w:name="List Table 3 Accent 5" w:uiPriority="48"/>
+    <w:lsdException w:name="List Table 4 Accent 5" w:uiPriority="49"/>
+    <w:lsdException w:name="List Table 5 Dark Accent 5" w:uiPriority="50"/>
+    <w:lsdException w:name="List Table 6 Colorful Accent 5" w:uiPriority="51"/>
+    <w:lsdException w:name="List Table 7 Colorful Accent 5" w:uiPriority="52"/>
+    <w:lsdException w:name="List Table 1 Light Accent 6" w:uiPriority="46"/>
+    <w:lsdException w:name="List Table 2 Accent 6" w:uiPriority="47"/>
+    <w:lsdException w:name="List Table 3 Accent 6" w:uiPriority="48"/>
+    <w:lsdException w:name="List Table 4 Accent 6" w:uiPriority="49"/>
+    <w:lsdException w:name="List Table 5 Dark Accent 6" w:uiPriority="50"/>
+    <w:lsdException w:name="List Table 6 Colorful Accent 6" w:uiPriority="51"/>
+    <w:lsdException w:name="List Table 7 Colorful Accent 6" w:uiPriority="52"/>
+    <w:lsdException w:name="Mention" w:semiHidden="1" w:unhideWhenUsed="1"/>
+    <w:lsdException w:name="Smart Hyperlink" w:semiHidden="1" w:unhideWhenUsed="1"/>
+    <w:lsdException w:name="Hashtag" w:semiHidden="1" w:unhideWhenUsed="1"/>
+    <w:lsdException w:name="Unresolved Mention" w:semiHidden="1" w:unhideWhenUsed="1"/>
+    <w:lsdException w:name="Smart Link" w:semiHidden="1" w:unhideWhenUsed="1"/>
+  </w:latentStyles>
+  <w:style w:type="paragraph" w:default="1" w:styleId="Normal">
     <w:name w:val="Normal"/>
     <w:qFormat/>
   </w:style>
-  <w:style w:type="paragraph" w:styleId="Title">
-    <w:name w:val="Title"/>
+  <w:style w:type="paragraph" w:styleId="Heading1">
+    <w:name w:val="heading 1"/>
     <w:basedOn w:val="Normal"/>
     <w:next w:val="Normal"/>
+    <w:uiPriority w:val="9"/>
     <w:qFormat/>
-    <w:rPr>
-      <w:sz w:val="56"/>
-      <w:szCs w:val="56"/>
-    </w:rPr>
-  </w:style>
-  <w:style w:type="paragraph" w:styleId="Heading1">
-    <w:name w:val="Heading 1"/>
-    <w:basedOn w:val="Normal"/>
-    <w:next w:val="Normal"/>
-    <w:qFormat/>
+    <w:pPr>
+      <w:outlineLvl w:val="0"/>
+    </w:pPr>
     <w:rPr>
       <w:color w:val="2E74B5"/>
       <w:sz w:val="32"/>
@@ -1486,10 +1624,16 @@
     </w:rPr>
   </w:style>
   <w:style w:type="paragraph" w:styleId="Heading2">
-    <w:name w:val="Heading 2"/>
+    <w:name w:val="heading 2"/>
     <w:basedOn w:val="Normal"/>
     <w:next w:val="Normal"/>
+    <w:uiPriority w:val="9"/>
+    <w:semiHidden/>
+    <w:unhideWhenUsed/>
     <w:qFormat/>
+    <w:pPr>
+      <w:outlineLvl w:val="1"/>
+    </w:pPr>
     <w:rPr>
       <w:color w:val="2E74B5"/>
       <w:sz w:val="26"/>
@@ -1497,10 +1641,16 @@
     </w:rPr>
   </w:style>
   <w:style w:type="paragraph" w:styleId="Heading3">
-    <w:name w:val="Heading 3"/>
+    <w:name w:val="heading 3"/>
     <w:basedOn w:val="Normal"/>
     <w:next w:val="Normal"/>
+    <w:uiPriority w:val="9"/>
+    <w:semiHidden/>
+    <w:unhideWhenUsed/>
     <w:qFormat/>
+    <w:pPr>
+      <w:outlineLvl w:val="2"/>
+    </w:pPr>
     <w:rPr>
       <w:color w:val="1F4D78"/>
       <w:sz w:val="24"/>
@@ -1508,10 +1658,16 @@
     </w:rPr>
   </w:style>
   <w:style w:type="paragraph" w:styleId="Heading4">
-    <w:name w:val="Heading 4"/>
+    <w:name w:val="heading 4"/>
     <w:basedOn w:val="Normal"/>
     <w:next w:val="Normal"/>
+    <w:uiPriority w:val="9"/>
+    <w:semiHidden/>
+    <w:unhideWhenUsed/>
     <w:qFormat/>
+    <w:pPr>
+      <w:outlineLvl w:val="3"/>
+    </w:pPr>
     <w:rPr>
       <w:i/>
       <w:iCs/>
@@ -1519,25 +1675,75 @@
     </w:rPr>
   </w:style>
   <w:style w:type="paragraph" w:styleId="Heading5">
-    <w:name w:val="Heading 5"/>
+    <w:name w:val="heading 5"/>
     <w:basedOn w:val="Normal"/>
     <w:next w:val="Normal"/>
+    <w:uiPriority w:val="9"/>
+    <w:semiHidden/>
+    <w:unhideWhenUsed/>
     <w:qFormat/>
+    <w:pPr>
+      <w:outlineLvl w:val="4"/>
+    </w:pPr>
     <w:rPr>
       <w:color w:val="2E74B5"/>
     </w:rPr>
   </w:style>
   <w:style w:type="paragraph" w:styleId="Heading6">
-    <w:name w:val="Heading 6"/>
+    <w:name w:val="heading 6"/>
     <w:basedOn w:val="Normal"/>
     <w:next w:val="Normal"/>
+    <w:uiPriority w:val="9"/>
+    <w:semiHidden/>
+    <w:unhideWhenUsed/>
     <w:qFormat/>
+    <w:pPr>
+      <w:outlineLvl w:val="5"/>
+    </w:pPr>
     <w:rPr>
       <w:color w:val="1F4D78"/>
     </w:rPr>
   </w:style>
-  <w:style w:type="paragraph" w:styleId="Strong">
-    <w:name w:val="Strong"/>
+  <w:style w:type="character" w:default="1" w:styleId="DefaultParagraphFont">
+    <w:name w:val="Default Paragraph Font"/>
+    <w:uiPriority w:val="1"/>
+    <w:semiHidden/>
+    <w:unhideWhenUsed/>
+  </w:style>
+  <w:style w:type="table" w:default="1" w:styleId="TableNormal">
+    <w:name w:val="Normal Table"/>
+    <w:uiPriority w:val="99"/>
+    <w:semiHidden/>
+    <w:unhideWhenUsed/>
+    <w:tblPr>
+      <w:tblInd w:w="0" w:type="dxa"/>
+      <w:tblCellMar>
+        <w:top w:w="0" w:type="dxa"/>
+        <w:left w:w="108" w:type="dxa"/>
+        <w:bottom w:w="0" w:type="dxa"/>
+        <w:right w:w="108" w:type="dxa"/>
+      </w:tblCellMar>
+    </w:tblPr>
+  </w:style>
+  <w:style w:type="numbering" w:default="1" w:styleId="NoList">
+    <w:name w:val="No List"/>
+    <w:uiPriority w:val="99"/>
+    <w:semiHidden/>
+    <w:unhideWhenUsed/>
+  </w:style>
+  <w:style w:type="paragraph" w:styleId="Title">
+    <w:name w:val="Title"/>
+    <w:basedOn w:val="Normal"/>
+    <w:next w:val="Normal"/>
+    <w:uiPriority w:val="10"/>
+    <w:qFormat/>
+    <w:rPr>
+      <w:sz w:val="56"/>
+      <w:szCs w:val="56"/>
+    </w:rPr>
+  </w:style>
+  <w:style w:type="paragraph" w:customStyle="1" w:styleId="Strong1">
+    <w:name w:val="Strong1"/>
     <w:basedOn w:val="Normal"/>
     <w:next w:val="Normal"/>
     <w:qFormat/>
@@ -1553,7 +1759,6 @@
   </w:style>
   <w:style w:type="character" w:styleId="Hyperlink">
     <w:name w:val="Hyperlink"/>
-    <w:basedOn w:val="DefaultParagraphFont"/>
     <w:uiPriority w:val="99"/>
     <w:unhideWhenUsed/>
     <w:rPr>
@@ -1563,7 +1768,6 @@
   </w:style>
   <w:style w:type="character" w:styleId="FootnoteReference">
     <w:name w:val="footnote reference"/>
-    <w:basedOn w:val="DefaultParagraphFont"/>
     <w:uiPriority w:val="99"/>
     <w:semiHidden/>
     <w:unhideWhenUsed/>
@@ -1579,16 +1783,15 @@
     <w:semiHidden/>
     <w:unhideWhenUsed/>
     <w:pPr>
-      <w:spacing w:after="0" w:line="240" w:lineRule="auto"/>
+      <w:spacing w:line="240" w:lineRule="auto"/>
     </w:pPr>
     <w:rPr>
       <w:sz w:val="20"/>
       <w:szCs w:val="20"/>
     </w:rPr>
   </w:style>
-  <w:style w:type="character" w:styleId="FootnoteTextChar">
+  <w:style w:type="character" w:customStyle="1" w:styleId="FootnoteTextChar">
     <w:name w:val="Footnote Text Char"/>
-    <w:basedOn w:val="DefaultParagraphFont"/>
     <w:link w:val="FootnoteText"/>
     <w:uiPriority w:val="99"/>
     <w:semiHidden/>
@@ -1600,7 +1803,6 @@
   </w:style>
   <w:style w:type="character" w:styleId="EndnoteReference">
     <w:name w:val="endnote reference"/>
-    <w:basedOn w:val="DefaultParagraphFont"/>
     <w:uiPriority w:val="99"/>
     <w:semiHidden/>
     <w:unhideWhenUsed/>
@@ -1616,16 +1818,15 @@
     <w:semiHidden/>
     <w:unhideWhenUsed/>
     <w:pPr>
-      <w:spacing w:after="0" w:line="240" w:lineRule="auto"/>
+      <w:spacing w:line="240" w:lineRule="auto"/>
     </w:pPr>
     <w:rPr>
       <w:sz w:val="20"/>
       <w:szCs w:val="20"/>
     </w:rPr>
   </w:style>
-  <w:style w:type="character" w:styleId="EndnoteTextChar">
+  <w:style w:type="character" w:customStyle="1" w:styleId="EndnoteTextChar">
     <w:name w:val="Endnote Text Char"/>
-    <w:basedOn w:val="DefaultParagraphFont"/>
     <w:link w:val="EndnoteText"/>
     <w:uiPriority w:val="99"/>
     <w:semiHidden/>
@@ -1790,7 +1991,7 @@
         <a:solidFill>
           <a:schemeClr val="phClr"/>
         </a:solidFill>
-        <a:gradFill rotWithShape="true">
+        <a:gradFill rotWithShape="1">
           <a:gsLst>
             <a:gs pos="0">
               <a:schemeClr val="phClr">
@@ -1814,9 +2015,9 @@
               </a:schemeClr>
             </a:gs>
           </a:gsLst>
-          <a:lin ang="5400000" scaled="false"/>
+          <a:lin ang="5400000" scaled="0"/>
         </a:gradFill>
-        <a:gradFill rotWithShape="true">
+        <a:gradFill rotWithShape="1">
           <a:gsLst>
             <a:gs pos="0">
               <a:schemeClr val="phClr">
@@ -1840,7 +2041,7 @@
               </a:schemeClr>
             </a:gs>
           </a:gsLst>
-          <a:lin ang="5400000" scaled="false"/>
+          <a:lin ang="5400000" scaled="0"/>
         </a:gradFill>
       </a:fillStyleLst>
       <a:lnStyleLst>
@@ -1875,7 +2076,7 @@
         </a:effectStyle>
         <a:effectStyle>
           <a:effectLst>
-            <a:outerShdw blurRad="57150" dist="19050" dir="5400000" algn="ctr" rotWithShape="false">
+            <a:outerShdw blurRad="57150" dist="19050" dir="5400000" algn="ctr" rotWithShape="0">
               <a:srgbClr val="000000">
                 <a:alpha val="63000"/>
               </a:srgbClr>
@@ -1893,7 +2094,7 @@
             <a:satMod val="170000"/>
           </a:schemeClr>
         </a:solidFill>
-        <a:gradFill rotWithShape="true">
+        <a:gradFill rotWithShape="1">
           <a:gsLst>
             <a:gs pos="0">
               <a:schemeClr val="phClr">
@@ -1918,7 +2119,7 @@
               </a:schemeClr>
             </a:gs>
           </a:gsLst>
-          <a:lin ang="5400000" scaled="false"/>
+          <a:lin ang="5400000" scaled="0"/>
         </a:gradFill>
       </a:bgFillStyleLst>
     </a:fmtScheme>
